--- a/原神活跃度系统/原神活跃度系统拆解分析与迭代设计.docx
+++ b/原神活跃度系统/原神活跃度系统拆解分析与迭代设计.docx
@@ -251,22 +251,22 @@
             <w:pPr>
               <w:jc w:val="center"/>
               <w:rPr>
+                <w:rFonts w:eastAsiaTheme="minorHAnsi"/>
+                <w:szCs w:val="21"/>
+              </w:rPr>
+            </w:pPr>
+            <w:r>
+              <w:rPr>
+                <w:rFonts w:eastAsiaTheme="minorHAnsi"/>
+                <w:szCs w:val="21"/>
+              </w:rPr>
+              <w:t>2026/</w:t>
+            </w:r>
+            <w:r>
+              <w:rPr>
                 <w:rFonts w:eastAsiaTheme="minorHAnsi" w:hint="eastAsia"/>
                 <w:szCs w:val="21"/>
               </w:rPr>
-            </w:pPr>
-            <w:r>
-              <w:rPr>
-                <w:rFonts w:eastAsiaTheme="minorHAnsi"/>
-                <w:szCs w:val="21"/>
-              </w:rPr>
-              <w:t>2026/</w:t>
-            </w:r>
-            <w:r>
-              <w:rPr>
-                <w:rFonts w:eastAsiaTheme="minorHAnsi" w:hint="eastAsia"/>
-                <w:szCs w:val="21"/>
-              </w:rPr>
               <w:t>10/25</w:t>
             </w:r>
           </w:p>
@@ -283,13 +283,6 @@
                 <w:szCs w:val="21"/>
               </w:rPr>
             </w:pPr>
-            <w:r>
-              <w:rPr>
-                <w:rFonts w:eastAsiaTheme="minorHAnsi" w:hint="eastAsia"/>
-                <w:szCs w:val="21"/>
-              </w:rPr>
-              <w:t>初稿</w:t>
-            </w:r>
           </w:p>
         </w:tc>
       </w:tr>
@@ -369,7 +362,7 @@
     <w:p>
       <w:pPr>
         <w:rPr>
-          <w:rFonts w:eastAsiaTheme="minorHAnsi" w:hint="eastAsia"/>
+          <w:rFonts w:eastAsiaTheme="minorHAnsi"/>
           <w:b/>
           <w:bCs/>
           <w:sz w:val="28"/>
@@ -413,6 +406,584 @@
         <w:t>2.1 背景</w:t>
       </w:r>
     </w:p>
+    <w:tbl>
+      <w:tblPr>
+        <w:tblW w:w="8731" w:type="dxa"/>
+        <w:jc w:val="center"/>
+        <w:tblBorders>
+          <w:top w:val="single" w:sz="4" w:space="0" w:color="D5DCE2"/>
+          <w:left w:val="single" w:sz="4" w:space="0" w:color="D5DCE2"/>
+          <w:bottom w:val="single" w:sz="4" w:space="0" w:color="D5DCE2"/>
+          <w:right w:val="single" w:sz="4" w:space="0" w:color="D5DCE2"/>
+          <w:insideH w:val="single" w:sz="4" w:space="0" w:color="D5DCE2"/>
+          <w:insideV w:val="single" w:sz="4" w:space="0" w:color="D5DCE2"/>
+        </w:tblBorders>
+        <w:tblLayout w:type="fixed"/>
+        <w:tblLook w:val="04A0" w:firstRow="1" w:lastRow="0" w:firstColumn="1" w:lastColumn="0" w:noHBand="0" w:noVBand="1"/>
+      </w:tblPr>
+      <w:tblGrid>
+        <w:gridCol w:w="1397"/>
+        <w:gridCol w:w="7334"/>
+      </w:tblGrid>
+      <w:tr>
+        <w:trPr>
+          <w:tblHeader/>
+          <w:jc w:val="center"/>
+        </w:trPr>
+        <w:tc>
+          <w:tcPr>
+            <w:tcW w:w="1397" w:type="dxa"/>
+            <w:shd w:val="clear" w:color="auto" w:fill="EEF2F6"/>
+          </w:tcPr>
+          <w:p>
+            <w:pPr>
+              <w:spacing w:before="30" w:after="30" w:line="276" w:lineRule="auto"/>
+              <w:jc w:val="center"/>
+              <w:rPr>
+                <w:rFonts w:eastAsiaTheme="minorHAnsi" w:hint="eastAsia"/>
+                <w:szCs w:val="21"/>
+              </w:rPr>
+            </w:pPr>
+            <w:r>
+              <w:rPr>
+                <w:rFonts w:eastAsiaTheme="minorHAnsi"/>
+                <w:b/>
+                <w:szCs w:val="21"/>
+              </w:rPr>
+              <w:t>项目</w:t>
+            </w:r>
+          </w:p>
+        </w:tc>
+        <w:tc>
+          <w:tcPr>
+            <w:tcW w:w="7334" w:type="dxa"/>
+            <w:shd w:val="clear" w:color="auto" w:fill="EEF2F6"/>
+          </w:tcPr>
+          <w:p>
+            <w:pPr>
+              <w:spacing w:before="30" w:after="30" w:line="276" w:lineRule="auto"/>
+              <w:jc w:val="center"/>
+              <w:rPr>
+                <w:rFonts w:eastAsiaTheme="minorHAnsi"/>
+                <w:szCs w:val="21"/>
+              </w:rPr>
+            </w:pPr>
+            <w:r>
+              <w:rPr>
+                <w:rFonts w:eastAsiaTheme="minorHAnsi"/>
+                <w:b/>
+                <w:szCs w:val="21"/>
+              </w:rPr>
+              <w:t>说明</w:t>
+            </w:r>
+          </w:p>
+        </w:tc>
+      </w:tr>
+      <w:tr>
+        <w:trPr>
+          <w:cantSplit/>
+          <w:jc w:val="center"/>
+        </w:trPr>
+        <w:tc>
+          <w:tcPr>
+            <w:tcW w:w="1397" w:type="dxa"/>
+          </w:tcPr>
+          <w:p>
+            <w:pPr>
+              <w:spacing w:before="30" w:after="30" w:line="276" w:lineRule="auto"/>
+              <w:rPr>
+                <w:rFonts w:eastAsiaTheme="minorHAnsi"/>
+                <w:szCs w:val="21"/>
+              </w:rPr>
+            </w:pPr>
+            <w:r>
+              <w:rPr>
+                <w:rFonts w:eastAsiaTheme="minorHAnsi"/>
+                <w:szCs w:val="21"/>
+              </w:rPr>
+              <w:t>类型</w:t>
+            </w:r>
+          </w:p>
+        </w:tc>
+        <w:tc>
+          <w:tcPr>
+            <w:tcW w:w="7334" w:type="dxa"/>
+          </w:tcPr>
+          <w:p>
+            <w:pPr>
+              <w:spacing w:before="30" w:after="30" w:line="276" w:lineRule="auto"/>
+              <w:rPr>
+                <w:rFonts w:eastAsiaTheme="minorHAnsi"/>
+                <w:szCs w:val="21"/>
+              </w:rPr>
+            </w:pPr>
+            <w:r>
+              <w:rPr>
+                <w:rFonts w:eastAsiaTheme="minorHAnsi"/>
+                <w:szCs w:val="21"/>
+              </w:rPr>
+              <w:t>开放世界、动作角色扮演（ARPG）、角色抽取养成</w:t>
+            </w:r>
+          </w:p>
+        </w:tc>
+      </w:tr>
+      <w:tr>
+        <w:trPr>
+          <w:cantSplit/>
+          <w:jc w:val="center"/>
+        </w:trPr>
+        <w:tc>
+          <w:tcPr>
+            <w:tcW w:w="1397" w:type="dxa"/>
+          </w:tcPr>
+          <w:p>
+            <w:pPr>
+              <w:spacing w:before="30" w:after="30" w:line="276" w:lineRule="auto"/>
+              <w:rPr>
+                <w:rFonts w:eastAsiaTheme="minorHAnsi"/>
+                <w:szCs w:val="21"/>
+              </w:rPr>
+            </w:pPr>
+            <w:r>
+              <w:rPr>
+                <w:rFonts w:eastAsiaTheme="minorHAnsi"/>
+                <w:szCs w:val="21"/>
+              </w:rPr>
+              <w:t>题材</w:t>
+            </w:r>
+          </w:p>
+        </w:tc>
+        <w:tc>
+          <w:tcPr>
+            <w:tcW w:w="7334" w:type="dxa"/>
+          </w:tcPr>
+          <w:p>
+            <w:pPr>
+              <w:spacing w:before="30" w:after="30" w:line="276" w:lineRule="auto"/>
+              <w:rPr>
+                <w:rFonts w:eastAsiaTheme="minorHAnsi"/>
+                <w:szCs w:val="21"/>
+              </w:rPr>
+            </w:pPr>
+            <w:r>
+              <w:rPr>
+                <w:rFonts w:eastAsiaTheme="minorHAnsi"/>
+                <w:szCs w:val="21"/>
+              </w:rPr>
+              <w:t>奇幻、二次元；七国分别对应七种文化原型（蒙德—欧洲、璃月—中国、稻妻—日本、须弥—南亚与中东、枫丹—法国、纳塔—中南美、至冬—俄罗斯）</w:t>
+            </w:r>
+          </w:p>
+        </w:tc>
+      </w:tr>
+      <w:tr>
+        <w:trPr>
+          <w:cantSplit/>
+          <w:jc w:val="center"/>
+        </w:trPr>
+        <w:tc>
+          <w:tcPr>
+            <w:tcW w:w="1397" w:type="dxa"/>
+          </w:tcPr>
+          <w:p>
+            <w:pPr>
+              <w:spacing w:before="30" w:after="30" w:line="276" w:lineRule="auto"/>
+              <w:rPr>
+                <w:rFonts w:eastAsiaTheme="minorHAnsi"/>
+                <w:szCs w:val="21"/>
+              </w:rPr>
+            </w:pPr>
+            <w:r>
+              <w:rPr>
+                <w:rFonts w:eastAsiaTheme="minorHAnsi"/>
+                <w:szCs w:val="21"/>
+              </w:rPr>
+              <w:t>画面</w:t>
+            </w:r>
+          </w:p>
+        </w:tc>
+        <w:tc>
+          <w:tcPr>
+            <w:tcW w:w="7334" w:type="dxa"/>
+          </w:tcPr>
+          <w:p>
+            <w:pPr>
+              <w:spacing w:before="30" w:after="30" w:line="276" w:lineRule="auto"/>
+              <w:rPr>
+                <w:rFonts w:eastAsiaTheme="minorHAnsi"/>
+                <w:szCs w:val="21"/>
+              </w:rPr>
+            </w:pPr>
+            <w:r>
+              <w:rPr>
+                <w:rFonts w:eastAsiaTheme="minorHAnsi"/>
+                <w:szCs w:val="21"/>
+              </w:rPr>
+              <w:t>3D、卡通渲染（Cel-shading）；PC 与移动端共用一套美术标准</w:t>
+            </w:r>
+          </w:p>
+        </w:tc>
+      </w:tr>
+      <w:tr>
+        <w:trPr>
+          <w:cantSplit/>
+          <w:jc w:val="center"/>
+        </w:trPr>
+        <w:tc>
+          <w:tcPr>
+            <w:tcW w:w="1397" w:type="dxa"/>
+          </w:tcPr>
+          <w:p>
+            <w:pPr>
+              <w:spacing w:before="30" w:after="30" w:line="276" w:lineRule="auto"/>
+              <w:rPr>
+                <w:rFonts w:eastAsiaTheme="minorHAnsi"/>
+                <w:szCs w:val="21"/>
+              </w:rPr>
+            </w:pPr>
+            <w:r>
+              <w:rPr>
+                <w:rFonts w:eastAsiaTheme="minorHAnsi"/>
+                <w:szCs w:val="21"/>
+              </w:rPr>
+              <w:t>游戏平台</w:t>
+            </w:r>
+          </w:p>
+        </w:tc>
+        <w:tc>
+          <w:tcPr>
+            <w:tcW w:w="7334" w:type="dxa"/>
+          </w:tcPr>
+          <w:p>
+            <w:pPr>
+              <w:spacing w:before="30" w:after="30" w:line="276" w:lineRule="auto"/>
+              <w:rPr>
+                <w:rFonts w:eastAsiaTheme="minorHAnsi"/>
+                <w:szCs w:val="21"/>
+              </w:rPr>
+            </w:pPr>
+            <w:r>
+              <w:rPr>
+                <w:rFonts w:eastAsiaTheme="minorHAnsi"/>
+                <w:szCs w:val="21"/>
+              </w:rPr>
+              <w:t>PC（Windows）、iOS、Android、PS4 / PS5；支持跨平台互通与联机</w:t>
+            </w:r>
+          </w:p>
+        </w:tc>
+      </w:tr>
+      <w:tr>
+        <w:trPr>
+          <w:cantSplit/>
+          <w:jc w:val="center"/>
+        </w:trPr>
+        <w:tc>
+          <w:tcPr>
+            <w:tcW w:w="1397" w:type="dxa"/>
+          </w:tcPr>
+          <w:p>
+            <w:pPr>
+              <w:spacing w:before="30" w:after="30" w:line="276" w:lineRule="auto"/>
+              <w:rPr>
+                <w:rFonts w:eastAsiaTheme="minorHAnsi"/>
+                <w:szCs w:val="21"/>
+              </w:rPr>
+            </w:pPr>
+            <w:r>
+              <w:rPr>
+                <w:rFonts w:eastAsiaTheme="minorHAnsi"/>
+                <w:szCs w:val="21"/>
+              </w:rPr>
+              <w:t>游戏简介</w:t>
+            </w:r>
+          </w:p>
+        </w:tc>
+        <w:tc>
+          <w:tcPr>
+            <w:tcW w:w="7334" w:type="dxa"/>
+          </w:tcPr>
+          <w:p>
+            <w:pPr>
+              <w:spacing w:before="30" w:after="30" w:line="276" w:lineRule="auto"/>
+              <w:rPr>
+                <w:rFonts w:eastAsiaTheme="minorHAnsi"/>
+                <w:szCs w:val="21"/>
+              </w:rPr>
+            </w:pPr>
+            <w:r>
+              <w:rPr>
+                <w:rFonts w:eastAsiaTheme="minorHAnsi"/>
+                <w:szCs w:val="21"/>
+              </w:rPr>
+              <w:t>《原神》是米哈游自研的开放世界冒险游戏。玩家扮演"旅行者"在提瓦特大陆寻找失散的血亲，沿途结识同伴、解开七国与"天理"的谜题。</w:t>
+            </w:r>
+          </w:p>
+        </w:tc>
+      </w:tr>
+      <w:tr>
+        <w:trPr>
+          <w:cantSplit/>
+          <w:jc w:val="center"/>
+        </w:trPr>
+        <w:tc>
+          <w:tcPr>
+            <w:tcW w:w="1397" w:type="dxa"/>
+          </w:tcPr>
+          <w:p>
+            <w:pPr>
+              <w:spacing w:before="30" w:after="30" w:line="276" w:lineRule="auto"/>
+              <w:rPr>
+                <w:rFonts w:eastAsiaTheme="minorHAnsi"/>
+                <w:szCs w:val="21"/>
+              </w:rPr>
+            </w:pPr>
+            <w:r>
+              <w:rPr>
+                <w:rFonts w:eastAsiaTheme="minorHAnsi"/>
+                <w:szCs w:val="21"/>
+              </w:rPr>
+              <w:t>故事背景</w:t>
+            </w:r>
+          </w:p>
+        </w:tc>
+        <w:tc>
+          <w:tcPr>
+            <w:tcW w:w="7334" w:type="dxa"/>
+          </w:tcPr>
+          <w:p>
+            <w:pPr>
+              <w:spacing w:before="30" w:after="30" w:line="276" w:lineRule="auto"/>
+              <w:rPr>
+                <w:rFonts w:eastAsiaTheme="minorHAnsi"/>
+                <w:szCs w:val="21"/>
+              </w:rPr>
+            </w:pPr>
+            <w:r>
+              <w:rPr>
+                <w:rFonts w:eastAsiaTheme="minorHAnsi"/>
+                <w:szCs w:val="21"/>
+              </w:rPr>
+              <w:t>提瓦特由七位神明统治的七个国家构成，元素力与"神之眼"是世界的底层规则；旅行者来自世界之外，是唯一不受本地规则约束的观察者。</w:t>
+            </w:r>
+          </w:p>
+        </w:tc>
+      </w:tr>
+      <w:tr>
+        <w:trPr>
+          <w:cantSplit/>
+          <w:jc w:val="center"/>
+        </w:trPr>
+        <w:tc>
+          <w:tcPr>
+            <w:tcW w:w="1397" w:type="dxa"/>
+          </w:tcPr>
+          <w:p>
+            <w:pPr>
+              <w:spacing w:before="30" w:after="30" w:line="276" w:lineRule="auto"/>
+              <w:rPr>
+                <w:rFonts w:eastAsiaTheme="minorHAnsi"/>
+                <w:szCs w:val="21"/>
+              </w:rPr>
+            </w:pPr>
+            <w:r>
+              <w:rPr>
+                <w:rFonts w:eastAsiaTheme="minorHAnsi"/>
+                <w:szCs w:val="21"/>
+              </w:rPr>
+              <w:t>核心循环</w:t>
+            </w:r>
+          </w:p>
+        </w:tc>
+        <w:tc>
+          <w:tcPr>
+            <w:tcW w:w="7334" w:type="dxa"/>
+          </w:tcPr>
+          <w:p>
+            <w:pPr>
+              <w:spacing w:before="30" w:after="30" w:line="276" w:lineRule="auto"/>
+              <w:rPr>
+                <w:rFonts w:eastAsiaTheme="minorHAnsi"/>
+                <w:szCs w:val="21"/>
+              </w:rPr>
+            </w:pPr>
+            <w:r>
+              <w:rPr>
+                <w:rFonts w:eastAsiaTheme="minorHAnsi"/>
+                <w:szCs w:val="21"/>
+              </w:rPr>
+              <w:t>探索与剧情 → 获得原石与素材 → 抽取、养成角色 → 挑战深渊与剧诗 → 回到探索。</w:t>
+            </w:r>
+          </w:p>
+        </w:tc>
+      </w:tr>
+      <w:tr>
+        <w:trPr>
+          <w:cantSplit/>
+          <w:jc w:val="center"/>
+        </w:trPr>
+        <w:tc>
+          <w:tcPr>
+            <w:tcW w:w="1397" w:type="dxa"/>
+          </w:tcPr>
+          <w:p>
+            <w:pPr>
+              <w:spacing w:before="30" w:after="30" w:line="276" w:lineRule="auto"/>
+              <w:rPr>
+                <w:rFonts w:eastAsiaTheme="minorHAnsi"/>
+                <w:szCs w:val="21"/>
+              </w:rPr>
+            </w:pPr>
+            <w:r>
+              <w:rPr>
+                <w:rFonts w:eastAsiaTheme="minorHAnsi"/>
+                <w:szCs w:val="21"/>
+              </w:rPr>
+              <w:t>核心玩法</w:t>
+            </w:r>
+          </w:p>
+        </w:tc>
+        <w:tc>
+          <w:tcPr>
+            <w:tcW w:w="7334" w:type="dxa"/>
+          </w:tcPr>
+          <w:p>
+            <w:pPr>
+              <w:spacing w:before="30" w:after="30" w:line="276" w:lineRule="auto"/>
+              <w:rPr>
+                <w:rFonts w:eastAsiaTheme="minorHAnsi"/>
+                <w:szCs w:val="21"/>
+              </w:rPr>
+            </w:pPr>
+            <w:r>
+              <w:rPr>
+                <w:rFonts w:eastAsiaTheme="minorHAnsi"/>
+                <w:szCs w:val="21"/>
+              </w:rPr>
+              <w:t>元素反应驱动的即时战斗 + 开放世界解谜探索 + 角色收集与养成；单机化体验为主，联机为可选项。</w:t>
+            </w:r>
+          </w:p>
+        </w:tc>
+      </w:tr>
+      <w:tr>
+        <w:trPr>
+          <w:cantSplit/>
+          <w:jc w:val="center"/>
+        </w:trPr>
+        <w:tc>
+          <w:tcPr>
+            <w:tcW w:w="1397" w:type="dxa"/>
+          </w:tcPr>
+          <w:p>
+            <w:pPr>
+              <w:spacing w:before="30" w:after="30" w:line="276" w:lineRule="auto"/>
+              <w:rPr>
+                <w:rFonts w:eastAsiaTheme="minorHAnsi"/>
+                <w:szCs w:val="21"/>
+              </w:rPr>
+            </w:pPr>
+            <w:r>
+              <w:rPr>
+                <w:rFonts w:eastAsiaTheme="minorHAnsi"/>
+                <w:szCs w:val="21"/>
+              </w:rPr>
+              <w:t>游戏特色</w:t>
+            </w:r>
+          </w:p>
+        </w:tc>
+        <w:tc>
+          <w:tcPr>
+            <w:tcW w:w="7334" w:type="dxa"/>
+          </w:tcPr>
+          <w:p>
+            <w:pPr>
+              <w:spacing w:before="30" w:after="30" w:line="276" w:lineRule="auto"/>
+              <w:rPr>
+                <w:rFonts w:eastAsiaTheme="minorHAnsi"/>
+                <w:szCs w:val="21"/>
+              </w:rPr>
+            </w:pPr>
+            <w:r>
+              <w:rPr>
+                <w:rFonts w:eastAsiaTheme="minorHAnsi"/>
+                <w:szCs w:val="21"/>
+              </w:rPr>
+              <w:t>约 6 周一个版本的内容脉冲：版本内以地图、剧情、活动供给体验，版本之间以日常与长线系统维持在线。</w:t>
+            </w:r>
+          </w:p>
+        </w:tc>
+      </w:tr>
+      <w:tr>
+        <w:trPr>
+          <w:cantSplit/>
+          <w:jc w:val="center"/>
+        </w:trPr>
+        <w:tc>
+          <w:tcPr>
+            <w:tcW w:w="1397" w:type="dxa"/>
+          </w:tcPr>
+          <w:p>
+            <w:pPr>
+              <w:spacing w:before="30" w:after="30" w:line="276" w:lineRule="auto"/>
+              <w:rPr>
+                <w:rFonts w:eastAsiaTheme="minorHAnsi"/>
+                <w:szCs w:val="21"/>
+              </w:rPr>
+            </w:pPr>
+            <w:r>
+              <w:rPr>
+                <w:rFonts w:eastAsiaTheme="minorHAnsi"/>
+                <w:szCs w:val="21"/>
+              </w:rPr>
+              <w:t>商业模式</w:t>
+            </w:r>
+          </w:p>
+        </w:tc>
+        <w:tc>
+          <w:tcPr>
+            <w:tcW w:w="7334" w:type="dxa"/>
+          </w:tcPr>
+          <w:p>
+            <w:pPr>
+              <w:spacing w:before="30" w:after="30" w:line="276" w:lineRule="auto"/>
+              <w:rPr>
+                <w:rFonts w:eastAsiaTheme="minorHAnsi"/>
+                <w:szCs w:val="21"/>
+              </w:rPr>
+            </w:pPr>
+            <w:r>
+              <w:rPr>
+                <w:rFonts w:eastAsiaTheme="minorHAnsi"/>
+                <w:szCs w:val="21"/>
+              </w:rPr>
+              <w:t>角色与武器抽取（</w:t>
+            </w:r>
+            <w:proofErr w:type="spellStart"/>
+            <w:r>
+              <w:rPr>
+                <w:rFonts w:eastAsiaTheme="minorHAnsi"/>
+                <w:szCs w:val="21"/>
+              </w:rPr>
+              <w:t>Gacha</w:t>
+            </w:r>
+            <w:proofErr w:type="spellEnd"/>
+            <w:r>
+              <w:rPr>
+                <w:rFonts w:eastAsiaTheme="minorHAnsi"/>
+                <w:szCs w:val="21"/>
+              </w:rPr>
+              <w:t>）为主，月卡、纪行为辅；不直售数值，靠"角色情感 + 养成需求"驱动付费。</w:t>
+            </w:r>
+          </w:p>
+        </w:tc>
+      </w:tr>
+    </w:tbl>
+    <w:p>
+      <w:pPr>
+        <w:rPr>
+          <w:rFonts w:eastAsiaTheme="minorHAnsi" w:hint="eastAsia"/>
+          <w:sz w:val="24"/>
+        </w:rPr>
+      </w:pPr>
+    </w:p>
     <w:p>
       <w:pPr>
         <w:rPr>
@@ -432,14 +1003,53 @@
       <w:pPr>
         <w:rPr>
           <w:rFonts w:eastAsiaTheme="minorHAnsi"/>
-          <w:sz w:val="24"/>
-        </w:rPr>
-      </w:pPr>
-      <w:r>
-        <w:rPr>
-          <w:rFonts w:eastAsiaTheme="minorHAnsi" w:hint="eastAsia"/>
-          <w:sz w:val="24"/>
-        </w:rPr>
+          <w:szCs w:val="21"/>
+        </w:rPr>
+      </w:pPr>
+      <w:r>
+        <w:rPr>
+          <w:rFonts w:eastAsiaTheme="minorHAnsi" w:hint="eastAsia"/>
+          <w:szCs w:val="21"/>
+        </w:rPr>
+        <w:t>拆解活跃度系统，分析活跃度系统对玩家留存、节奏、付费周期的影响。</w:t>
+      </w:r>
+    </w:p>
+    <w:p>
+      <w:pPr>
+        <w:rPr>
+          <w:rFonts w:eastAsiaTheme="minorHAnsi"/>
+          <w:szCs w:val="21"/>
+        </w:rPr>
+      </w:pPr>
+      <w:r>
+        <w:rPr>
+          <w:rFonts w:eastAsiaTheme="minorHAnsi" w:hint="eastAsia"/>
+          <w:szCs w:val="21"/>
+        </w:rPr>
+        <w:t>迭代活跃度系统的设计，提高玩家在下个大版本内容的长线体验、延长生命周期。</w:t>
+      </w:r>
+    </w:p>
+    <w:p>
+      <w:pPr>
+        <w:rPr>
+          <w:rFonts w:eastAsiaTheme="minorHAnsi" w:hint="eastAsia"/>
+          <w:szCs w:val="21"/>
+        </w:rPr>
+      </w:pPr>
+    </w:p>
+    <w:p>
+      <w:pPr>
+        <w:rPr>
+          <w:rFonts w:eastAsiaTheme="minorHAnsi"/>
+          <w:sz w:val="24"/>
+        </w:rPr>
+      </w:pPr>
+      <w:r>
+        <w:rPr>
+          <w:rFonts w:eastAsiaTheme="minorHAnsi" w:hint="eastAsia"/>
+          <w:sz w:val="24"/>
+        </w:rPr>
+        <w:lastRenderedPageBreak/>
         <w:t>2.3 范围</w:t>
       </w:r>
     </w:p>
@@ -462,6 +1072,126 @@
     </w:p>
     <w:p>
       <w:pPr>
+        <w:spacing w:before="20" w:after="20" w:line="372" w:lineRule="auto"/>
+        <w:ind w:left="180"/>
+        <w:rPr>
+          <w:rFonts w:eastAsiaTheme="minorHAnsi"/>
+        </w:rPr>
+      </w:pPr>
+      <w:r>
+        <w:rPr>
+          <w:rFonts w:eastAsiaTheme="minorHAnsi"/>
+        </w:rPr>
+        <w:t xml:space="preserve">a) </w:t>
+      </w:r>
+      <w:r>
+        <w:rPr>
+          <w:rFonts w:eastAsiaTheme="minorHAnsi"/>
+          <w:b/>
+          <w:bCs/>
+        </w:rPr>
+        <w:t>节奏结构</w:t>
+      </w:r>
+      <w:r>
+        <w:rPr>
+          <w:rFonts w:eastAsiaTheme="minorHAnsi"/>
+        </w:rPr>
+        <w:t>：日（委托、树脂、历练点）、周（纪行、周本）、半月（深渊、剧诗）、版本（活动、地图、卡池）、年（砺行修远）五档的刷新规则、奖励结算与心理机制。</w:t>
+      </w:r>
+    </w:p>
+    <w:p>
+      <w:pPr>
+        <w:spacing w:before="20" w:after="20" w:line="372" w:lineRule="auto"/>
+        <w:ind w:left="180"/>
+        <w:rPr>
+          <w:rFonts w:eastAsiaTheme="minorHAnsi"/>
+        </w:rPr>
+      </w:pPr>
+      <w:r>
+        <w:rPr>
+          <w:rFonts w:eastAsiaTheme="minorHAnsi"/>
+        </w:rPr>
+        <w:t xml:space="preserve">b) </w:t>
+      </w:r>
+      <w:r>
+        <w:rPr>
+          <w:rFonts w:eastAsiaTheme="minorHAnsi"/>
+          <w:b/>
+          <w:bCs/>
+        </w:rPr>
+        <w:t>资源</w:t>
+      </w:r>
+      <w:r>
+        <w:rPr>
+          <w:rFonts w:eastAsiaTheme="minorHAnsi" w:hint="eastAsia"/>
+          <w:b/>
+          <w:bCs/>
+        </w:rPr>
+        <w:t>投放</w:t>
+      </w:r>
+      <w:r>
+        <w:rPr>
+          <w:rFonts w:eastAsiaTheme="minorHAnsi"/>
+        </w:rPr>
+        <w:t>：原粹树脂（含浓缩树脂、脆弱树脂）、原石投放、纪行经验、版本活动预算。</w:t>
+      </w:r>
+    </w:p>
+    <w:p>
+      <w:pPr>
+        <w:spacing w:before="20" w:after="20" w:line="372" w:lineRule="auto"/>
+        <w:ind w:left="360" w:hanging="180"/>
+        <w:rPr>
+          <w:rFonts w:eastAsiaTheme="minorHAnsi"/>
+        </w:rPr>
+      </w:pPr>
+      <w:r>
+        <w:rPr>
+          <w:rFonts w:eastAsiaTheme="minorHAnsi"/>
+        </w:rPr>
+        <w:t xml:space="preserve">c) </w:t>
+      </w:r>
+      <w:r>
+        <w:rPr>
+          <w:rFonts w:eastAsiaTheme="minorHAnsi"/>
+          <w:b/>
+          <w:bCs/>
+        </w:rPr>
+        <w:t>与节奏关联的长线</w:t>
+      </w:r>
+      <w:r>
+        <w:rPr>
+          <w:rFonts w:eastAsiaTheme="minorHAnsi" w:hint="eastAsia"/>
+          <w:b/>
+          <w:bCs/>
+        </w:rPr>
+        <w:t>玩法</w:t>
+      </w:r>
+      <w:r>
+        <w:rPr>
+          <w:rFonts w:eastAsiaTheme="minorHAnsi"/>
+          <w:b/>
+          <w:bCs/>
+        </w:rPr>
+        <w:t>与社交</w:t>
+      </w:r>
+      <w:r>
+        <w:rPr>
+          <w:rFonts w:eastAsiaTheme="minorHAnsi"/>
+        </w:rPr>
+        <w:t>：探索收集、尘歌壶、七圣召唤、千星奇域、好友与剧诗助演。</w:t>
+      </w:r>
+    </w:p>
+    <w:p>
+      <w:pPr>
+        <w:rPr>
+          <w:rFonts w:eastAsiaTheme="minorHAnsi" w:hint="eastAsia"/>
+          <w:sz w:val="22"/>
+          <w:szCs w:val="22"/>
+        </w:rPr>
+      </w:pPr>
+    </w:p>
+    <w:p>
+      <w:pPr>
         <w:rPr>
           <w:rFonts w:eastAsiaTheme="minorHAnsi"/>
           <w:sz w:val="22"/>
@@ -479,6 +1209,95 @@
     </w:p>
     <w:p>
       <w:pPr>
+        <w:spacing w:before="20" w:after="20" w:line="372" w:lineRule="auto"/>
+        <w:rPr>
+          <w:rFonts w:eastAsiaTheme="minorHAnsi"/>
+        </w:rPr>
+      </w:pPr>
+      <w:r>
+        <w:rPr>
+          <w:rFonts w:eastAsiaTheme="minorHAnsi"/>
+        </w:rPr>
+        <w:t>战斗数值与元素反应的平衡（属战斗系统拆解，另文处理）。</w:t>
+      </w:r>
+    </w:p>
+    <w:p>
+      <w:pPr>
+        <w:spacing w:before="20" w:after="20" w:line="372" w:lineRule="auto"/>
+        <w:rPr>
+          <w:rFonts w:eastAsiaTheme="minorHAnsi"/>
+        </w:rPr>
+      </w:pPr>
+      <w:r>
+        <w:rPr>
+          <w:rFonts w:eastAsiaTheme="minorHAnsi"/>
+        </w:rPr>
+        <w:t>卡池概率、付费转化与 LTV 模型（属商业化拆解；官方不公开数据，只能做结构推断）。</w:t>
+      </w:r>
+    </w:p>
+    <w:p>
+      <w:pPr>
+        <w:spacing w:before="20" w:after="20" w:line="372" w:lineRule="auto"/>
+        <w:rPr>
+          <w:rFonts w:eastAsiaTheme="minorHAnsi"/>
+        </w:rPr>
+      </w:pPr>
+      <w:r>
+        <w:rPr>
+          <w:rFonts w:eastAsiaTheme="minorHAnsi"/>
+        </w:rPr>
+        <w:t>内部运营数据（DAU、留存、付费率、时长分布）——黑箱，本文不引用，也不臆造。</w:t>
+      </w:r>
+    </w:p>
+    <w:p>
+      <w:pPr>
+        <w:spacing w:before="40" w:after="40"/>
+        <w:rPr>
+          <w:rFonts w:eastAsiaTheme="minorHAnsi"/>
+        </w:rPr>
+      </w:pPr>
+      <w:r>
+        <w:rPr>
+          <w:rFonts w:eastAsiaTheme="minorHAnsi"/>
+        </w:rPr>
+        <w:t>边界之外的部分并非不重要，它们的因果关系需要另一套工具</w:t>
+      </w:r>
+      <w:r>
+        <w:rPr>
+          <w:rFonts w:eastAsiaTheme="minorHAnsi" w:hint="eastAsia"/>
+        </w:rPr>
+        <w:t>或文档</w:t>
+      </w:r>
+      <w:r>
+        <w:rPr>
+          <w:rFonts w:eastAsiaTheme="minorHAnsi"/>
+        </w:rPr>
+        <w:t>来验证。在本文，它们只作为"外部条件"出现：需要时引用结论，不展开推演</w:t>
+      </w:r>
+      <w:r>
+        <w:rPr>
+          <w:rFonts w:eastAsiaTheme="minorHAnsi" w:hint="eastAsia"/>
+        </w:rPr>
+        <w:t>和拆解</w:t>
+      </w:r>
+      <w:r>
+        <w:rPr>
+          <w:rFonts w:eastAsiaTheme="minorHAnsi"/>
+        </w:rPr>
+        <w:t>。</w:t>
+      </w:r>
+    </w:p>
+    <w:p>
+      <w:pPr>
+        <w:rPr>
+          <w:rFonts w:eastAsiaTheme="minorHAnsi" w:hint="eastAsia"/>
+          <w:sz w:val="22"/>
+          <w:szCs w:val="22"/>
+        </w:rPr>
+      </w:pPr>
+    </w:p>
+    <w:p>
+      <w:pPr>
         <w:rPr>
           <w:rFonts w:eastAsiaTheme="minorHAnsi"/>
           <w:sz w:val="24"/>
@@ -491,6 +1310,776 @@
         </w:rPr>
         <w:t>2.4 名词约定</w:t>
       </w:r>
+    </w:p>
+    <w:tbl>
+      <w:tblPr>
+        <w:tblW w:w="8731" w:type="dxa"/>
+        <w:jc w:val="center"/>
+        <w:tblBorders>
+          <w:top w:val="single" w:sz="4" w:space="0" w:color="D5DCE2"/>
+          <w:left w:val="single" w:sz="4" w:space="0" w:color="D5DCE2"/>
+          <w:bottom w:val="single" w:sz="4" w:space="0" w:color="D5DCE2"/>
+          <w:right w:val="single" w:sz="4" w:space="0" w:color="D5DCE2"/>
+          <w:insideH w:val="single" w:sz="4" w:space="0" w:color="D5DCE2"/>
+          <w:insideV w:val="single" w:sz="4" w:space="0" w:color="D5DCE2"/>
+        </w:tblBorders>
+        <w:tblLayout w:type="fixed"/>
+        <w:tblLook w:val="04A0" w:firstRow="1" w:lastRow="0" w:firstColumn="1" w:lastColumn="0" w:noHBand="0" w:noVBand="1"/>
+      </w:tblPr>
+      <w:tblGrid>
+        <w:gridCol w:w="1940"/>
+        <w:gridCol w:w="6791"/>
+      </w:tblGrid>
+      <w:tr>
+        <w:trPr>
+          <w:tblHeader/>
+          <w:jc w:val="center"/>
+        </w:trPr>
+        <w:tc>
+          <w:tcPr>
+            <w:tcW w:w="1940" w:type="dxa"/>
+            <w:shd w:val="clear" w:color="auto" w:fill="EEF2F6"/>
+          </w:tcPr>
+          <w:p>
+            <w:pPr>
+              <w:spacing w:before="30" w:after="30" w:line="276" w:lineRule="auto"/>
+              <w:jc w:val="center"/>
+              <w:rPr>
+                <w:rFonts w:eastAsiaTheme="minorHAnsi"/>
+                <w:szCs w:val="21"/>
+              </w:rPr>
+            </w:pPr>
+            <w:r>
+              <w:rPr>
+                <w:rFonts w:eastAsiaTheme="minorHAnsi"/>
+                <w:b/>
+                <w:szCs w:val="21"/>
+              </w:rPr>
+              <w:t>术语</w:t>
+            </w:r>
+          </w:p>
+        </w:tc>
+        <w:tc>
+          <w:tcPr>
+            <w:tcW w:w="6791" w:type="dxa"/>
+            <w:shd w:val="clear" w:color="auto" w:fill="EEF2F6"/>
+          </w:tcPr>
+          <w:p>
+            <w:pPr>
+              <w:spacing w:before="30" w:after="30" w:line="276" w:lineRule="auto"/>
+              <w:jc w:val="center"/>
+              <w:rPr>
+                <w:rFonts w:eastAsiaTheme="minorHAnsi"/>
+                <w:szCs w:val="21"/>
+              </w:rPr>
+            </w:pPr>
+            <w:r>
+              <w:rPr>
+                <w:rFonts w:eastAsiaTheme="minorHAnsi"/>
+                <w:b/>
+                <w:szCs w:val="21"/>
+              </w:rPr>
+              <w:t>定义</w:t>
+            </w:r>
+          </w:p>
+        </w:tc>
+      </w:tr>
+      <w:tr>
+        <w:trPr>
+          <w:cantSplit/>
+          <w:jc w:val="center"/>
+        </w:trPr>
+        <w:tc>
+          <w:tcPr>
+            <w:tcW w:w="1940" w:type="dxa"/>
+          </w:tcPr>
+          <w:p>
+            <w:pPr>
+              <w:spacing w:before="30" w:after="30" w:line="276" w:lineRule="auto"/>
+              <w:rPr>
+                <w:rFonts w:eastAsiaTheme="minorHAnsi"/>
+                <w:szCs w:val="21"/>
+              </w:rPr>
+            </w:pPr>
+            <w:r>
+              <w:rPr>
+                <w:rFonts w:eastAsiaTheme="minorHAnsi"/>
+                <w:szCs w:val="21"/>
+              </w:rPr>
+              <w:t>活跃度系统</w:t>
+            </w:r>
+          </w:p>
+        </w:tc>
+        <w:tc>
+          <w:tcPr>
+            <w:tcW w:w="6791" w:type="dxa"/>
+          </w:tcPr>
+          <w:p>
+            <w:pPr>
+              <w:spacing w:before="30" w:after="30" w:line="276" w:lineRule="auto"/>
+              <w:rPr>
+                <w:rFonts w:eastAsiaTheme="minorHAnsi"/>
+                <w:szCs w:val="21"/>
+              </w:rPr>
+            </w:pPr>
+            <w:r>
+              <w:rPr>
+                <w:rFonts w:eastAsiaTheme="minorHAnsi"/>
+                <w:szCs w:val="21"/>
+              </w:rPr>
+              <w:t>以时间节奏、目标供给、驱动玩家长线回到游戏的机制集合。</w:t>
+            </w:r>
+          </w:p>
+        </w:tc>
+      </w:tr>
+      <w:tr>
+        <w:trPr>
+          <w:cantSplit/>
+          <w:jc w:val="center"/>
+        </w:trPr>
+        <w:tc>
+          <w:tcPr>
+            <w:tcW w:w="1940" w:type="dxa"/>
+          </w:tcPr>
+          <w:p>
+            <w:pPr>
+              <w:spacing w:before="30" w:after="30" w:line="276" w:lineRule="auto"/>
+              <w:rPr>
+                <w:rFonts w:eastAsiaTheme="minorHAnsi"/>
+                <w:szCs w:val="21"/>
+              </w:rPr>
+            </w:pPr>
+            <w:r>
+              <w:rPr>
+                <w:rFonts w:eastAsiaTheme="minorHAnsi"/>
+                <w:szCs w:val="21"/>
+              </w:rPr>
+              <w:t>节奏档</w:t>
+            </w:r>
+          </w:p>
+        </w:tc>
+        <w:tc>
+          <w:tcPr>
+            <w:tcW w:w="6791" w:type="dxa"/>
+          </w:tcPr>
+          <w:p>
+            <w:pPr>
+              <w:spacing w:before="30" w:after="30" w:line="276" w:lineRule="auto"/>
+              <w:rPr>
+                <w:rFonts w:eastAsiaTheme="minorHAnsi"/>
+                <w:szCs w:val="21"/>
+              </w:rPr>
+            </w:pPr>
+            <w:r>
+              <w:rPr>
+                <w:rFonts w:eastAsiaTheme="minorHAnsi"/>
+                <w:szCs w:val="21"/>
+              </w:rPr>
+              <w:t>系统刷新与结算的周期分层：日、周、半月、版本、年。同一档位内，玩家的行为模式高度相似。</w:t>
+            </w:r>
+          </w:p>
+        </w:tc>
+      </w:tr>
+      <w:tr>
+        <w:trPr>
+          <w:cantSplit/>
+          <w:jc w:val="center"/>
+        </w:trPr>
+        <w:tc>
+          <w:tcPr>
+            <w:tcW w:w="1940" w:type="dxa"/>
+          </w:tcPr>
+          <w:p>
+            <w:pPr>
+              <w:spacing w:before="30" w:after="30" w:line="276" w:lineRule="auto"/>
+              <w:rPr>
+                <w:rFonts w:eastAsiaTheme="minorHAnsi"/>
+                <w:szCs w:val="21"/>
+              </w:rPr>
+            </w:pPr>
+            <w:r>
+              <w:rPr>
+                <w:rFonts w:eastAsiaTheme="minorHAnsi"/>
+                <w:szCs w:val="21"/>
+              </w:rPr>
+              <w:t>历练点</w:t>
+            </w:r>
+          </w:p>
+        </w:tc>
+        <w:tc>
+          <w:tcPr>
+            <w:tcW w:w="6791" w:type="dxa"/>
+          </w:tcPr>
+          <w:p>
+            <w:pPr>
+              <w:spacing w:before="30" w:after="30" w:line="276" w:lineRule="auto"/>
+              <w:rPr>
+                <w:rFonts w:eastAsiaTheme="minorHAnsi"/>
+                <w:szCs w:val="21"/>
+              </w:rPr>
+            </w:pPr>
+            <w:r>
+              <w:rPr>
+                <w:rFonts w:eastAsiaTheme="minorHAnsi"/>
+                <w:szCs w:val="21"/>
+              </w:rPr>
+              <w:t>4.1加入的替代机制。完成魔神任务、传说任务、开宝箱、收集神瞳等行为可获得</w:t>
+            </w:r>
+            <w:r>
+              <w:rPr>
+                <w:rFonts w:eastAsiaTheme="minorHAnsi" w:hint="eastAsia"/>
+                <w:szCs w:val="21"/>
+              </w:rPr>
+              <w:t>，</w:t>
+            </w:r>
+            <w:r>
+              <w:rPr>
+                <w:rFonts w:eastAsiaTheme="minorHAnsi"/>
+                <w:szCs w:val="21"/>
+              </w:rPr>
+              <w:t>1点兑换</w:t>
+            </w:r>
+            <w:r>
+              <w:rPr>
+                <w:rFonts w:eastAsiaTheme="minorHAnsi" w:hint="eastAsia"/>
+                <w:szCs w:val="21"/>
+              </w:rPr>
+              <w:t>1</w:t>
+            </w:r>
+            <w:r>
+              <w:rPr>
+                <w:rFonts w:eastAsiaTheme="minorHAnsi"/>
+                <w:szCs w:val="21"/>
+              </w:rPr>
+              <w:t>次每日委托奖励，日上限4次。</w:t>
+            </w:r>
+          </w:p>
+        </w:tc>
+      </w:tr>
+      <w:tr>
+        <w:trPr>
+          <w:cantSplit/>
+          <w:jc w:val="center"/>
+        </w:trPr>
+        <w:tc>
+          <w:tcPr>
+            <w:tcW w:w="1940" w:type="dxa"/>
+          </w:tcPr>
+          <w:p>
+            <w:pPr>
+              <w:spacing w:before="30" w:after="30" w:line="276" w:lineRule="auto"/>
+              <w:rPr>
+                <w:rFonts w:eastAsiaTheme="minorHAnsi"/>
+                <w:szCs w:val="21"/>
+              </w:rPr>
+            </w:pPr>
+            <w:r>
+              <w:rPr>
+                <w:rFonts w:eastAsiaTheme="minorHAnsi"/>
+                <w:szCs w:val="21"/>
+              </w:rPr>
+              <w:t>长效历练点</w:t>
+            </w:r>
+          </w:p>
+        </w:tc>
+        <w:tc>
+          <w:tcPr>
+            <w:tcW w:w="6791" w:type="dxa"/>
+          </w:tcPr>
+          <w:p>
+            <w:pPr>
+              <w:spacing w:before="30" w:after="30" w:line="276" w:lineRule="auto"/>
+              <w:rPr>
+                <w:rFonts w:eastAsiaTheme="minorHAnsi"/>
+                <w:szCs w:val="21"/>
+              </w:rPr>
+            </w:pPr>
+            <w:r>
+              <w:rPr>
+                <w:rFonts w:eastAsiaTheme="minorHAnsi"/>
+                <w:szCs w:val="21"/>
+              </w:rPr>
+              <w:t>4.8 加入。当日历练点溢出后储存，消耗 30 点原粹树脂可转化 1 点；可留存至下一个版本。</w:t>
+            </w:r>
+          </w:p>
+        </w:tc>
+      </w:tr>
+      <w:tr>
+        <w:trPr>
+          <w:cantSplit/>
+          <w:jc w:val="center"/>
+        </w:trPr>
+        <w:tc>
+          <w:tcPr>
+            <w:tcW w:w="1940" w:type="dxa"/>
+          </w:tcPr>
+          <w:p>
+            <w:pPr>
+              <w:spacing w:before="30" w:after="30" w:line="276" w:lineRule="auto"/>
+              <w:rPr>
+                <w:rFonts w:eastAsiaTheme="minorHAnsi"/>
+                <w:szCs w:val="21"/>
+              </w:rPr>
+            </w:pPr>
+            <w:r>
+              <w:rPr>
+                <w:rFonts w:eastAsiaTheme="minorHAnsi"/>
+                <w:szCs w:val="21"/>
+              </w:rPr>
+              <w:t>原粹树脂</w:t>
+            </w:r>
+          </w:p>
+        </w:tc>
+        <w:tc>
+          <w:tcPr>
+            <w:tcW w:w="6791" w:type="dxa"/>
+          </w:tcPr>
+          <w:p>
+            <w:pPr>
+              <w:spacing w:before="30" w:after="30" w:line="276" w:lineRule="auto"/>
+              <w:rPr>
+                <w:rFonts w:eastAsiaTheme="minorHAnsi"/>
+                <w:szCs w:val="21"/>
+              </w:rPr>
+            </w:pPr>
+            <w:r>
+              <w:rPr>
+                <w:rFonts w:eastAsiaTheme="minorHAnsi"/>
+                <w:szCs w:val="21"/>
+              </w:rPr>
+              <w:t>养成资源的闸门。上限 160，每8分钟恢复1点；秘境、周本、地脉均消耗。</w:t>
+            </w:r>
+          </w:p>
+        </w:tc>
+      </w:tr>
+      <w:tr>
+        <w:trPr>
+          <w:cantSplit/>
+          <w:jc w:val="center"/>
+        </w:trPr>
+        <w:tc>
+          <w:tcPr>
+            <w:tcW w:w="1940" w:type="dxa"/>
+          </w:tcPr>
+          <w:p>
+            <w:pPr>
+              <w:spacing w:before="30" w:after="30" w:line="276" w:lineRule="auto"/>
+              <w:rPr>
+                <w:rFonts w:eastAsiaTheme="minorHAnsi"/>
+                <w:szCs w:val="21"/>
+              </w:rPr>
+            </w:pPr>
+            <w:r>
+              <w:rPr>
+                <w:rFonts w:eastAsiaTheme="minorHAnsi"/>
+                <w:szCs w:val="21"/>
+              </w:rPr>
+              <w:t>脆弱树脂</w:t>
+            </w:r>
+          </w:p>
+        </w:tc>
+        <w:tc>
+          <w:tcPr>
+            <w:tcW w:w="6791" w:type="dxa"/>
+          </w:tcPr>
+          <w:p>
+            <w:pPr>
+              <w:spacing w:before="30" w:after="30" w:line="276" w:lineRule="auto"/>
+              <w:rPr>
+                <w:rFonts w:eastAsiaTheme="minorHAnsi"/>
+                <w:szCs w:val="21"/>
+              </w:rPr>
+            </w:pPr>
+            <w:r>
+              <w:rPr>
+                <w:rFonts w:eastAsiaTheme="minorHAnsi"/>
+                <w:szCs w:val="21"/>
+              </w:rPr>
+              <w:t>可储存的树脂道具，1 个等价于 60 点原粹树脂，硬通货奖励。</w:t>
+            </w:r>
+          </w:p>
+        </w:tc>
+      </w:tr>
+      <w:tr>
+        <w:trPr>
+          <w:cantSplit/>
+          <w:jc w:val="center"/>
+        </w:trPr>
+        <w:tc>
+          <w:tcPr>
+            <w:tcW w:w="1940" w:type="dxa"/>
+          </w:tcPr>
+          <w:p>
+            <w:pPr>
+              <w:spacing w:before="30" w:after="30" w:line="276" w:lineRule="auto"/>
+              <w:rPr>
+                <w:rFonts w:eastAsiaTheme="minorHAnsi"/>
+                <w:szCs w:val="21"/>
+              </w:rPr>
+            </w:pPr>
+            <w:r>
+              <w:rPr>
+                <w:rFonts w:eastAsiaTheme="minorHAnsi"/>
+                <w:szCs w:val="21"/>
+              </w:rPr>
+              <w:t>纪行</w:t>
+            </w:r>
+          </w:p>
+        </w:tc>
+        <w:tc>
+          <w:tcPr>
+            <w:tcW w:w="6791" w:type="dxa"/>
+          </w:tcPr>
+          <w:p>
+            <w:pPr>
+              <w:spacing w:before="30" w:after="30" w:line="276" w:lineRule="auto"/>
+              <w:rPr>
+                <w:rFonts w:eastAsiaTheme="minorHAnsi"/>
+                <w:szCs w:val="21"/>
+              </w:rPr>
+            </w:pPr>
+            <w:r>
+              <w:rPr>
+                <w:rFonts w:eastAsiaTheme="minorHAnsi"/>
+                <w:szCs w:val="21"/>
+              </w:rPr>
+              <w:t>战令系统，分免费轨与付费轨，按周刷新任务与经验上限。</w:t>
+            </w:r>
+          </w:p>
+        </w:tc>
+      </w:tr>
+      <w:tr>
+        <w:trPr>
+          <w:cantSplit/>
+          <w:jc w:val="center"/>
+        </w:trPr>
+        <w:tc>
+          <w:tcPr>
+            <w:tcW w:w="1940" w:type="dxa"/>
+          </w:tcPr>
+          <w:p>
+            <w:pPr>
+              <w:spacing w:before="30" w:after="30" w:line="276" w:lineRule="auto"/>
+              <w:rPr>
+                <w:rFonts w:eastAsiaTheme="minorHAnsi"/>
+                <w:szCs w:val="21"/>
+              </w:rPr>
+            </w:pPr>
+            <w:r>
+              <w:rPr>
+                <w:rFonts w:eastAsiaTheme="minorHAnsi"/>
+                <w:szCs w:val="21"/>
+              </w:rPr>
+              <w:t>深境螺旋</w:t>
+            </w:r>
+          </w:p>
+        </w:tc>
+        <w:tc>
+          <w:tcPr>
+            <w:tcW w:w="6791" w:type="dxa"/>
+          </w:tcPr>
+          <w:p>
+            <w:pPr>
+              <w:spacing w:before="30" w:after="30" w:line="276" w:lineRule="auto"/>
+              <w:rPr>
+                <w:rFonts w:eastAsiaTheme="minorHAnsi"/>
+                <w:szCs w:val="21"/>
+              </w:rPr>
+            </w:pPr>
+            <w:r>
+              <w:rPr>
+                <w:rFonts w:eastAsiaTheme="minorHAnsi"/>
+                <w:szCs w:val="21"/>
+              </w:rPr>
+              <w:t>高难挑战，现为每月16日刷新，检验练度（等级、命座、圣遗物）。</w:t>
+            </w:r>
+          </w:p>
+        </w:tc>
+      </w:tr>
+      <w:tr>
+        <w:trPr>
+          <w:cantSplit/>
+          <w:jc w:val="center"/>
+        </w:trPr>
+        <w:tc>
+          <w:tcPr>
+            <w:tcW w:w="1940" w:type="dxa"/>
+          </w:tcPr>
+          <w:p>
+            <w:pPr>
+              <w:spacing w:before="30" w:after="30" w:line="276" w:lineRule="auto"/>
+              <w:rPr>
+                <w:rFonts w:eastAsiaTheme="minorHAnsi"/>
+                <w:szCs w:val="21"/>
+              </w:rPr>
+            </w:pPr>
+            <w:r>
+              <w:rPr>
+                <w:rFonts w:eastAsiaTheme="minorHAnsi"/>
+                <w:szCs w:val="21"/>
+              </w:rPr>
+              <w:t>幻想真境剧诗</w:t>
+            </w:r>
+          </w:p>
+        </w:tc>
+        <w:tc>
+          <w:tcPr>
+            <w:tcW w:w="6791" w:type="dxa"/>
+          </w:tcPr>
+          <w:p>
+            <w:pPr>
+              <w:spacing w:before="30" w:after="30" w:line="276" w:lineRule="auto"/>
+              <w:rPr>
+                <w:rFonts w:eastAsiaTheme="minorHAnsi"/>
+                <w:szCs w:val="21"/>
+              </w:rPr>
+            </w:pPr>
+            <w:r>
+              <w:rPr>
+                <w:rFonts w:eastAsiaTheme="minorHAnsi"/>
+                <w:szCs w:val="21"/>
+              </w:rPr>
+              <w:t>4.7 加入的月度挑战，以耐力与元素限制角色</w:t>
+            </w:r>
+            <w:r>
+              <w:rPr>
+                <w:rFonts w:eastAsiaTheme="minorHAnsi" w:hint="eastAsia"/>
+                <w:szCs w:val="21"/>
+              </w:rPr>
+              <w:t>数值上限</w:t>
+            </w:r>
+            <w:r>
+              <w:rPr>
+                <w:rFonts w:eastAsiaTheme="minorHAnsi" w:hint="eastAsia"/>
+                <w:szCs w:val="21"/>
+              </w:rPr>
+              <w:t>，</w:t>
+            </w:r>
+            <w:r>
+              <w:rPr>
+                <w:rFonts w:eastAsiaTheme="minorHAnsi"/>
+                <w:szCs w:val="21"/>
+              </w:rPr>
+              <w:t>每月1日刷新。</w:t>
+            </w:r>
+          </w:p>
+        </w:tc>
+      </w:tr>
+      <w:tr>
+        <w:trPr>
+          <w:cantSplit/>
+          <w:jc w:val="center"/>
+        </w:trPr>
+        <w:tc>
+          <w:tcPr>
+            <w:tcW w:w="1940" w:type="dxa"/>
+          </w:tcPr>
+          <w:p>
+            <w:pPr>
+              <w:spacing w:before="30" w:after="30" w:line="276" w:lineRule="auto"/>
+              <w:rPr>
+                <w:rFonts w:eastAsiaTheme="minorHAnsi"/>
+                <w:szCs w:val="21"/>
+              </w:rPr>
+            </w:pPr>
+            <w:r>
+              <w:rPr>
+                <w:rFonts w:eastAsiaTheme="minorHAnsi"/>
+                <w:szCs w:val="21"/>
+              </w:rPr>
+              <w:t>版本</w:t>
+            </w:r>
+          </w:p>
+        </w:tc>
+        <w:tc>
+          <w:tcPr>
+            <w:tcW w:w="6791" w:type="dxa"/>
+          </w:tcPr>
+          <w:p>
+            <w:pPr>
+              <w:spacing w:before="30" w:after="30" w:line="276" w:lineRule="auto"/>
+              <w:rPr>
+                <w:rFonts w:eastAsiaTheme="minorHAnsi"/>
+                <w:szCs w:val="21"/>
+              </w:rPr>
+            </w:pPr>
+            <w:r>
+              <w:rPr>
+                <w:rFonts w:eastAsiaTheme="minorHAnsi"/>
+                <w:szCs w:val="21"/>
+              </w:rPr>
+              <w:t>内容更新周期，约 6 周；卡池分上下半，活动集中在前两周投放。</w:t>
+            </w:r>
+          </w:p>
+        </w:tc>
+      </w:tr>
+      <w:tr>
+        <w:trPr>
+          <w:cantSplit/>
+          <w:jc w:val="center"/>
+        </w:trPr>
+        <w:tc>
+          <w:tcPr>
+            <w:tcW w:w="1940" w:type="dxa"/>
+          </w:tcPr>
+          <w:p>
+            <w:pPr>
+              <w:spacing w:before="30" w:after="30" w:line="276" w:lineRule="auto"/>
+              <w:rPr>
+                <w:rFonts w:eastAsiaTheme="minorHAnsi"/>
+                <w:szCs w:val="21"/>
+              </w:rPr>
+            </w:pPr>
+            <w:r>
+              <w:rPr>
+                <w:rFonts w:eastAsiaTheme="minorHAnsi"/>
+                <w:szCs w:val="21"/>
+              </w:rPr>
+              <w:lastRenderedPageBreak/>
+              <w:t>长草期</w:t>
+            </w:r>
+          </w:p>
+        </w:tc>
+        <w:tc>
+          <w:tcPr>
+            <w:tcW w:w="6791" w:type="dxa"/>
+          </w:tcPr>
+          <w:p>
+            <w:pPr>
+              <w:spacing w:before="30" w:after="30" w:line="276" w:lineRule="auto"/>
+              <w:rPr>
+                <w:rFonts w:eastAsiaTheme="minorHAnsi"/>
+                <w:szCs w:val="21"/>
+              </w:rPr>
+            </w:pPr>
+            <w:r>
+              <w:rPr>
+                <w:rFonts w:eastAsiaTheme="minorHAnsi"/>
+                <w:szCs w:val="21"/>
+              </w:rPr>
+              <w:t>版本内容被核心玩家消费完、下一版本尚未到来的空窗期，通常出现在第3</w:t>
+            </w:r>
+            <w:r>
+              <w:rPr>
+                <w:rFonts w:eastAsiaTheme="minorHAnsi" w:hint="eastAsia"/>
+                <w:szCs w:val="21"/>
+              </w:rPr>
+              <w:t>-</w:t>
+            </w:r>
+            <w:r>
+              <w:rPr>
+                <w:rFonts w:eastAsiaTheme="minorHAnsi"/>
+                <w:szCs w:val="21"/>
+              </w:rPr>
+              <w:t>6周。</w:t>
+            </w:r>
+          </w:p>
+        </w:tc>
+      </w:tr>
+      <w:tr>
+        <w:trPr>
+          <w:cantSplit/>
+          <w:jc w:val="center"/>
+        </w:trPr>
+        <w:tc>
+          <w:tcPr>
+            <w:tcW w:w="1940" w:type="dxa"/>
+          </w:tcPr>
+          <w:p>
+            <w:pPr>
+              <w:spacing w:before="30" w:after="30" w:line="276" w:lineRule="auto"/>
+              <w:rPr>
+                <w:rFonts w:eastAsiaTheme="minorHAnsi"/>
+                <w:szCs w:val="21"/>
+              </w:rPr>
+            </w:pPr>
+            <w:r>
+              <w:rPr>
+                <w:rFonts w:eastAsiaTheme="minorHAnsi"/>
+                <w:szCs w:val="21"/>
+              </w:rPr>
+              <w:t>内容杠杆</w:t>
+            </w:r>
+          </w:p>
+        </w:tc>
+        <w:tc>
+          <w:tcPr>
+            <w:tcW w:w="6791" w:type="dxa"/>
+          </w:tcPr>
+          <w:p>
+            <w:pPr>
+              <w:spacing w:before="30" w:after="30" w:line="276" w:lineRule="auto"/>
+              <w:rPr>
+                <w:rFonts w:eastAsiaTheme="minorHAnsi"/>
+                <w:szCs w:val="21"/>
+              </w:rPr>
+            </w:pPr>
+            <w:r>
+              <w:rPr>
+                <w:rFonts w:eastAsiaTheme="minorHAnsi"/>
+                <w:szCs w:val="21"/>
+              </w:rPr>
+              <w:t>一次内容生产能支撑的重复游玩时长。</w:t>
+            </w:r>
+          </w:p>
+        </w:tc>
+      </w:tr>
+      <w:tr>
+        <w:trPr>
+          <w:cantSplit/>
+          <w:jc w:val="center"/>
+        </w:trPr>
+        <w:tc>
+          <w:tcPr>
+            <w:tcW w:w="1940" w:type="dxa"/>
+          </w:tcPr>
+          <w:p>
+            <w:pPr>
+              <w:spacing w:before="30" w:after="30" w:line="276" w:lineRule="auto"/>
+              <w:rPr>
+                <w:rFonts w:eastAsiaTheme="minorHAnsi"/>
+                <w:szCs w:val="21"/>
+              </w:rPr>
+            </w:pPr>
+            <w:r>
+              <w:rPr>
+                <w:rFonts w:eastAsiaTheme="minorHAnsi"/>
+                <w:szCs w:val="21"/>
+              </w:rPr>
+              <w:t>无奖游玩占比</w:t>
+            </w:r>
+          </w:p>
+        </w:tc>
+        <w:tc>
+          <w:tcPr>
+            <w:tcW w:w="6791" w:type="dxa"/>
+          </w:tcPr>
+          <w:p>
+            <w:pPr>
+              <w:spacing w:before="30" w:after="30" w:line="276" w:lineRule="auto"/>
+              <w:rPr>
+                <w:rFonts w:eastAsiaTheme="minorHAnsi"/>
+                <w:szCs w:val="21"/>
+              </w:rPr>
+            </w:pPr>
+            <w:r>
+              <w:rPr>
+                <w:rFonts w:eastAsiaTheme="minorHAnsi"/>
+                <w:szCs w:val="21"/>
+              </w:rPr>
+              <w:t>单次会话中，不为结算奖励、单纯因为"想玩"而停留的时长占比。本文用它衡量"活跃质量"，区别于单纯的在线时长。</w:t>
+            </w:r>
+          </w:p>
+        </w:tc>
+      </w:tr>
+    </w:tbl>
+    <w:p>
+      <w:pPr>
+        <w:rPr>
+          <w:rFonts w:eastAsiaTheme="minorHAnsi" w:hint="eastAsia"/>
+          <w:sz w:val="24"/>
+        </w:rPr>
+      </w:pPr>
     </w:p>
     <w:p>
       <w:pPr>
@@ -547,8 +2136,286 @@
     </w:p>
     <w:p>
       <w:pPr>
-        <w:rPr>
-          <w:rFonts w:eastAsiaTheme="minorHAnsi" w:hint="eastAsia"/>
+        <w:spacing w:before="40" w:after="40"/>
+        <w:rPr>
+          <w:rFonts w:eastAsiaTheme="minorHAnsi"/>
+        </w:rPr>
+      </w:pPr>
+      <w:r>
+        <w:rPr>
+          <w:rFonts w:eastAsiaTheme="minorHAnsi" w:hint="eastAsia"/>
+        </w:rPr>
+        <w:t>原神的</w:t>
+      </w:r>
+      <w:r>
+        <w:rPr>
+          <w:rFonts w:eastAsiaTheme="minorHAnsi"/>
+        </w:rPr>
+        <w:t>活跃度系统</w:t>
+      </w:r>
+      <w:r>
+        <w:rPr>
+          <w:rFonts w:eastAsiaTheme="minorHAnsi" w:hint="eastAsia"/>
+        </w:rPr>
+        <w:t>，</w:t>
+      </w:r>
+      <w:r>
+        <w:rPr>
+          <w:rFonts w:eastAsiaTheme="minorHAnsi"/>
+        </w:rPr>
+        <w:t>可以拆成四</w:t>
+      </w:r>
+      <w:r>
+        <w:rPr>
+          <w:rFonts w:eastAsiaTheme="minorHAnsi" w:hint="eastAsia"/>
+        </w:rPr>
+        <w:t>个要素</w:t>
+      </w:r>
+      <w:r>
+        <w:rPr>
+          <w:rFonts w:eastAsiaTheme="minorHAnsi" w:hint="eastAsia"/>
+        </w:rPr>
+        <w:t>：</w:t>
+      </w:r>
+    </w:p>
+    <w:p>
+      <w:pPr>
+        <w:pStyle w:val="a9"/>
+        <w:numPr>
+          <w:ilvl w:val="0"/>
+          <w:numId w:val="1"/>
+        </w:numPr>
+        <w:spacing w:before="40" w:after="40"/>
+        <w:rPr>
+          <w:rFonts w:eastAsiaTheme="minorHAnsi"/>
+        </w:rPr>
+      </w:pPr>
+      <w:r>
+        <w:rPr>
+          <w:rFonts w:eastAsiaTheme="minorHAnsi" w:hint="eastAsia"/>
+        </w:rPr>
+        <w:t>节奏</w:t>
+      </w:r>
+    </w:p>
+    <w:p>
+      <w:pPr>
+        <w:pStyle w:val="a9"/>
+        <w:spacing w:before="40" w:after="40"/>
+        <w:ind w:left="360"/>
+        <w:rPr>
+          <w:rFonts w:eastAsiaTheme="minorHAnsi" w:hint="eastAsia"/>
+        </w:rPr>
+      </w:pPr>
+      <w:r>
+        <w:rPr>
+          <w:rFonts w:eastAsiaTheme="minorHAnsi" w:hint="eastAsia"/>
+        </w:rPr>
+        <w:t>玩家回到游戏的行为节奏，原神的节奏以</w:t>
+      </w:r>
+      <w:r>
+        <w:rPr>
+          <w:rFonts w:eastAsiaTheme="minorHAnsi"/>
+        </w:rPr>
+        <w:t>日 / 周 / 半月 / 版本 / 年，</w:t>
+      </w:r>
+      <w:r>
+        <w:rPr>
+          <w:rFonts w:eastAsiaTheme="minorHAnsi" w:hint="eastAsia"/>
+        </w:rPr>
+        <w:t>分为</w:t>
+      </w:r>
+      <w:r>
+        <w:rPr>
+          <w:rFonts w:eastAsiaTheme="minorHAnsi"/>
+        </w:rPr>
+        <w:t>五档</w:t>
+      </w:r>
+    </w:p>
+    <w:p>
+      <w:pPr>
+        <w:pStyle w:val="a9"/>
+        <w:numPr>
+          <w:ilvl w:val="0"/>
+          <w:numId w:val="1"/>
+        </w:numPr>
+        <w:spacing w:before="40" w:after="40"/>
+        <w:rPr>
+          <w:rFonts w:eastAsiaTheme="minorHAnsi"/>
+          <w:szCs w:val="21"/>
+        </w:rPr>
+      </w:pPr>
+      <w:r>
+        <w:rPr>
+          <w:rFonts w:eastAsiaTheme="minorHAnsi" w:hint="eastAsia"/>
+          <w:szCs w:val="21"/>
+        </w:rPr>
+        <w:t>目标</w:t>
+      </w:r>
+    </w:p>
+    <w:p>
+      <w:pPr>
+        <w:pStyle w:val="a9"/>
+        <w:spacing w:before="40" w:after="40"/>
+        <w:ind w:left="360"/>
+        <w:rPr>
+          <w:rFonts w:eastAsiaTheme="minorHAnsi" w:hint="eastAsia"/>
+          <w:szCs w:val="21"/>
+        </w:rPr>
+      </w:pPr>
+      <w:r>
+        <w:rPr>
+          <w:rFonts w:eastAsiaTheme="minorHAnsi"/>
+          <w:szCs w:val="21"/>
+        </w:rPr>
+        <w:t>资源、成长、收集、</w:t>
+      </w:r>
+      <w:r>
+        <w:rPr>
+          <w:rFonts w:eastAsiaTheme="minorHAnsi" w:hint="eastAsia"/>
+          <w:szCs w:val="21"/>
+        </w:rPr>
+        <w:t>社交网络</w:t>
+      </w:r>
+      <w:r>
+        <w:rPr>
+          <w:rFonts w:eastAsiaTheme="minorHAnsi"/>
+          <w:szCs w:val="21"/>
+        </w:rPr>
+        <w:t>关系</w:t>
+      </w:r>
+      <w:r>
+        <w:rPr>
+          <w:rFonts w:eastAsiaTheme="minorHAnsi" w:hint="eastAsia"/>
+          <w:szCs w:val="21"/>
+        </w:rPr>
+        <w:t>、角色/剧情导向</w:t>
+      </w:r>
+    </w:p>
+    <w:p>
+      <w:pPr>
+        <w:pStyle w:val="a9"/>
+        <w:numPr>
+          <w:ilvl w:val="0"/>
+          <w:numId w:val="1"/>
+        </w:numPr>
+        <w:spacing w:before="40" w:after="40"/>
+        <w:rPr>
+          <w:rFonts w:eastAsiaTheme="minorHAnsi"/>
+          <w:szCs w:val="21"/>
+        </w:rPr>
+      </w:pPr>
+      <w:r>
+        <w:rPr>
+          <w:rFonts w:eastAsiaTheme="minorHAnsi" w:hint="eastAsia"/>
+          <w:szCs w:val="21"/>
+        </w:rPr>
+        <w:t>反馈</w:t>
+      </w:r>
+    </w:p>
+    <w:p>
+      <w:pPr>
+        <w:pStyle w:val="a9"/>
+        <w:spacing w:before="40" w:after="40"/>
+        <w:ind w:left="360"/>
+        <w:rPr>
+          <w:rFonts w:eastAsiaTheme="minorHAnsi" w:hint="eastAsia"/>
+          <w:szCs w:val="21"/>
+        </w:rPr>
+      </w:pPr>
+      <w:r>
+        <w:rPr>
+          <w:rFonts w:eastAsiaTheme="minorHAnsi" w:hint="eastAsia"/>
+          <w:szCs w:val="21"/>
+        </w:rPr>
+        <w:t>资源掉落、数值养成、玩家身份、社交需求</w:t>
+      </w:r>
+    </w:p>
+    <w:p>
+      <w:pPr>
+        <w:pStyle w:val="a9"/>
+        <w:numPr>
+          <w:ilvl w:val="0"/>
+          <w:numId w:val="1"/>
+        </w:numPr>
+        <w:spacing w:before="40" w:after="40"/>
+        <w:rPr>
+          <w:rFonts w:eastAsiaTheme="minorHAnsi"/>
+          <w:szCs w:val="21"/>
+        </w:rPr>
+      </w:pPr>
+      <w:r>
+        <w:rPr>
+          <w:rFonts w:eastAsiaTheme="minorHAnsi" w:hint="eastAsia"/>
+          <w:szCs w:val="21"/>
+        </w:rPr>
+        <w:t>玩家成本</w:t>
+      </w:r>
+    </w:p>
+    <w:p>
+      <w:pPr>
+        <w:pStyle w:val="a9"/>
+        <w:spacing w:before="40" w:after="40"/>
+        <w:ind w:left="360"/>
+        <w:rPr>
+          <w:rFonts w:eastAsiaTheme="minorHAnsi"/>
+          <w:szCs w:val="21"/>
+        </w:rPr>
+      </w:pPr>
+      <w:r>
+        <w:rPr>
+          <w:rFonts w:eastAsiaTheme="minorHAnsi" w:hint="eastAsia"/>
+          <w:szCs w:val="21"/>
+        </w:rPr>
+        <w:t>时间、注意力、情绪、金钱等投入</w:t>
+      </w:r>
+    </w:p>
+    <w:p>
+      <w:pPr>
+        <w:spacing w:before="40" w:after="40"/>
+        <w:rPr>
+          <w:rFonts w:eastAsiaTheme="minorHAnsi" w:hint="eastAsia"/>
+          <w:szCs w:val="21"/>
+        </w:rPr>
+      </w:pPr>
+      <w:r>
+        <w:rPr>
+          <w:rFonts w:eastAsiaTheme="minorHAnsi" w:hint="eastAsia"/>
+          <w:szCs w:val="21"/>
+        </w:rPr>
+        <w:t>原神的活跃度减负主要集中的集成在玩家成本的时间投入，</w:t>
+      </w:r>
+      <w:r>
+        <w:rPr>
+          <w:rFonts w:eastAsiaTheme="minorHAnsi"/>
+        </w:rPr>
+        <w:t>历练点省掉了跑路，长效历练点省掉了每天上线。</w:t>
+      </w:r>
+      <w:r>
+        <w:rPr>
+          <w:rFonts w:eastAsiaTheme="minorHAnsi" w:hint="eastAsia"/>
+        </w:rPr>
+        <w:t>玩家减少了上线做活动的麻烦，但没有减少在线必须的必要性</w:t>
+      </w:r>
+      <w:r>
+        <w:rPr>
+          <w:rFonts w:eastAsiaTheme="minorHAnsi" w:hint="eastAsia"/>
+        </w:rPr>
+        <w:t>，因此对此玩家仍然有投入成本的负担。</w:t>
+      </w:r>
+    </w:p>
+    <w:p>
+      <w:pPr>
+        <w:spacing w:before="40" w:after="40"/>
+        <w:rPr>
+          <w:rFonts w:eastAsiaTheme="minorHAnsi" w:hint="eastAsia"/>
+          <w:szCs w:val="21"/>
+        </w:rPr>
+      </w:pPr>
+    </w:p>
+    <w:p>
+      <w:pPr>
+        <w:rPr>
+          <w:rFonts w:eastAsiaTheme="minorHAnsi"/>
           <w:sz w:val="22"/>
           <w:szCs w:val="22"/>
         </w:rPr>
@@ -566,6 +2433,116 @@
       <w:pPr>
         <w:rPr>
           <w:rFonts w:eastAsiaTheme="minorHAnsi"/>
+          <w:szCs w:val="21"/>
+        </w:rPr>
+      </w:pPr>
+      <w:r>
+        <w:rPr>
+          <w:rFonts w:eastAsiaTheme="minorHAnsi" w:hint="eastAsia"/>
+          <w:szCs w:val="21"/>
+        </w:rPr>
+        <w:t>对该子系统建立一个二维的评估模型：其主要纬度包含内容为：成本与反馈，其中成本代表玩家的投入，反馈代表玩家获得的价值与自主感</w:t>
+      </w:r>
+    </w:p>
+    <w:p>
+      <w:pPr>
+        <w:rPr>
+          <w:rFonts w:eastAsiaTheme="minorHAnsi"/>
+          <w:szCs w:val="21"/>
+        </w:rPr>
+      </w:pPr>
+      <w:r>
+        <w:rPr>
+          <w:rFonts w:eastAsiaTheme="minorHAnsi" w:hint="eastAsia"/>
+          <w:szCs w:val="21"/>
+        </w:rPr>
+        <w:t>对该子系统建立</w:t>
+      </w:r>
+      <w:r>
+        <w:rPr>
+          <w:rFonts w:eastAsiaTheme="minorHAnsi" w:hint="eastAsia"/>
+          <w:szCs w:val="21"/>
+        </w:rPr>
+        <w:t>两个主要的指标：</w:t>
+      </w:r>
+    </w:p>
+    <w:p>
+      <w:pPr>
+        <w:rPr>
+          <w:rFonts w:eastAsiaTheme="minorHAnsi"/>
+          <w:szCs w:val="21"/>
+        </w:rPr>
+      </w:pPr>
+      <w:r>
+        <w:rPr>
+          <w:rFonts w:eastAsiaTheme="minorHAnsi"/>
+          <w:szCs w:val="21"/>
+        </w:rPr>
+        <w:t>内容杠杆：一次内容生产能支撑多长的重复游玩。</w:t>
+      </w:r>
+      <w:r>
+        <w:rPr>
+          <w:rFonts w:eastAsiaTheme="minorHAnsi" w:hint="eastAsia"/>
+          <w:szCs w:val="21"/>
+        </w:rPr>
+        <w:t>时间越长，越好。</w:t>
+      </w:r>
+    </w:p>
+    <w:p>
+      <w:pPr>
+        <w:rPr>
+          <w:rFonts w:eastAsiaTheme="minorHAnsi"/>
+          <w:bCs/>
+        </w:rPr>
+      </w:pPr>
+      <w:r>
+        <w:rPr>
+          <w:rFonts w:eastAsiaTheme="minorHAnsi"/>
+          <w:bCs/>
+        </w:rPr>
+        <w:t>无奖游玩占比：</w:t>
+      </w:r>
+      <w:r>
+        <w:rPr>
+          <w:rFonts w:eastAsiaTheme="minorHAnsi" w:hint="eastAsia"/>
+          <w:bCs/>
+        </w:rPr>
+        <w:t>单次在线或行为中</w:t>
+      </w:r>
+      <w:r>
+        <w:rPr>
+          <w:rFonts w:eastAsiaTheme="minorHAnsi"/>
+          <w:bCs/>
+        </w:rPr>
+        <w:t>，不为结算奖励、单纯因为想玩而停留的时间比例。它</w:t>
+      </w:r>
+      <w:r>
+        <w:rPr>
+          <w:rFonts w:eastAsiaTheme="minorHAnsi" w:hint="eastAsia"/>
+          <w:bCs/>
+        </w:rPr>
+        <w:t>决定内容质量程度，占比越高越好。</w:t>
+      </w:r>
+    </w:p>
+    <w:p>
+      <w:pPr>
+        <w:rPr>
+          <w:rFonts w:eastAsiaTheme="minorHAnsi" w:hint="eastAsia"/>
+          <w:bCs/>
+        </w:rPr>
+      </w:pPr>
+      <w:r>
+        <w:rPr>
+          <w:rFonts w:eastAsiaTheme="minorHAnsi" w:hint="eastAsia"/>
+          <w:bCs/>
+        </w:rPr>
+        <w:t>本指标将于完成对系统拆解的说明后，于3.3内结算分析。</w:t>
+      </w:r>
+    </w:p>
+    <w:p>
+      <w:pPr>
+        <w:rPr>
+          <w:rFonts w:eastAsiaTheme="minorHAnsi"/>
           <w:sz w:val="24"/>
         </w:rPr>
       </w:pPr>
@@ -594,7 +2571,7 @@
     <w:p>
       <w:pPr>
         <w:rPr>
-          <w:rFonts w:eastAsiaTheme="minorHAnsi" w:hint="eastAsia"/>
+          <w:rFonts w:eastAsiaTheme="minorHAnsi"/>
           <w:sz w:val="22"/>
           <w:szCs w:val="22"/>
         </w:rPr>
@@ -817,6 +2794,7 @@
           <w:rFonts w:eastAsiaTheme="minorHAnsi" w:hint="eastAsia"/>
           <w:sz w:val="24"/>
         </w:rPr>
+        <w:lastRenderedPageBreak/>
         <w:t>3.</w:t>
       </w:r>
       <w:r>
@@ -878,7 +2856,7 @@
     <w:p>
       <w:pPr>
         <w:rPr>
-          <w:rFonts w:eastAsiaTheme="minorHAnsi" w:hint="eastAsia"/>
+          <w:rFonts w:eastAsiaTheme="minorHAnsi"/>
           <w:sz w:val="22"/>
           <w:szCs w:val="22"/>
         </w:rPr>
@@ -964,14 +2942,13 @@
           <w:sz w:val="22"/>
           <w:szCs w:val="22"/>
         </w:rPr>
-        <w:lastRenderedPageBreak/>
         <w:t>4.1.1 内容消耗速率</w:t>
       </w:r>
     </w:p>
     <w:p>
       <w:pPr>
         <w:rPr>
-          <w:rFonts w:eastAsiaTheme="minorHAnsi" w:hint="eastAsia"/>
+          <w:rFonts w:eastAsiaTheme="minorHAnsi"/>
           <w:sz w:val="22"/>
           <w:szCs w:val="22"/>
         </w:rPr>
@@ -1020,7 +2997,7 @@
     <w:p>
       <w:pPr>
         <w:rPr>
-          <w:rFonts w:eastAsiaTheme="minorHAnsi" w:hint="eastAsia"/>
+          <w:rFonts w:eastAsiaTheme="minorHAnsi"/>
           <w:sz w:val="22"/>
           <w:szCs w:val="22"/>
         </w:rPr>
@@ -1236,23 +3213,7 @@
           <w:sz w:val="22"/>
           <w:szCs w:val="22"/>
         </w:rPr>
-        <w:t>6.3.1 营地</w:t>
-      </w:r>
-      <w:r>
-        <w:rPr>
-          <w:rFonts w:eastAsiaTheme="minorHAnsi" w:hint="eastAsia"/>
-          <w:sz w:val="22"/>
-          <w:szCs w:val="22"/>
-        </w:rPr>
-        <w:t>奇域</w:t>
-      </w:r>
-      <w:r>
-        <w:rPr>
-          <w:rFonts w:eastAsiaTheme="minorHAnsi" w:hint="eastAsia"/>
-          <w:sz w:val="22"/>
-          <w:szCs w:val="22"/>
-        </w:rPr>
-        <w:t>（社区共创内容/创意工坊）</w:t>
+        <w:t>6.3.1 营地奇域（社区共创内容/创意工坊）</w:t>
       </w:r>
     </w:p>
     <w:p>
@@ -1358,6 +3319,7 @@
           <w:rFonts w:eastAsiaTheme="minorHAnsi" w:hint="eastAsia"/>
           <w:sz w:val="24"/>
         </w:rPr>
+        <w:lastRenderedPageBreak/>
         <w:t>7.3</w:t>
       </w:r>
       <w:r>
@@ -1380,20 +3342,13 @@
           <w:rFonts w:eastAsiaTheme="minorHAnsi" w:hint="eastAsia"/>
           <w:sz w:val="24"/>
         </w:rPr>
-        <w:t xml:space="preserve">7.4 </w:t>
-      </w:r>
-      <w:r>
-        <w:rPr>
-          <w:rFonts w:eastAsiaTheme="minorHAnsi" w:hint="eastAsia"/>
-          <w:sz w:val="24"/>
-        </w:rPr>
-        <w:t>树脂调整</w:t>
-      </w:r>
-    </w:p>
-    <w:p>
-      <w:pPr>
-        <w:rPr>
-          <w:rFonts w:eastAsiaTheme="minorHAnsi" w:hint="eastAsia"/>
+        <w:t>7.4 树脂调整</w:t>
+      </w:r>
+    </w:p>
+    <w:p>
+      <w:pPr>
+        <w:rPr>
+          <w:rFonts w:eastAsiaTheme="minorHAnsi"/>
           <w:sz w:val="24"/>
         </w:rPr>
       </w:pPr>
@@ -1453,7 +3408,6 @@
           <w:rFonts w:eastAsiaTheme="minorHAnsi" w:hint="eastAsia"/>
           <w:sz w:val="24"/>
         </w:rPr>
-        <w:lastRenderedPageBreak/>
         <w:t>8.2 配置表</w:t>
       </w:r>
     </w:p>
@@ -1589,7 +3543,7 @@
     <w:p>
       <w:pPr>
         <w:rPr>
-          <w:rFonts w:eastAsiaTheme="minorHAnsi" w:hint="eastAsia"/>
+          <w:rFonts w:eastAsiaTheme="minorHAnsi"/>
           <w:sz w:val="24"/>
         </w:rPr>
       </w:pPr>
@@ -1611,15 +3565,15 @@
     <w:p>
       <w:pPr>
         <w:rPr>
-          <w:rFonts w:eastAsiaTheme="minorHAnsi" w:hint="eastAsia"/>
-          <w:sz w:val="24"/>
-        </w:rPr>
-      </w:pPr>
-    </w:p>
-    <w:p>
-      <w:pPr>
-        <w:rPr>
-          <w:rFonts w:eastAsiaTheme="minorHAnsi" w:hint="eastAsia"/>
+          <w:rFonts w:eastAsiaTheme="minorHAnsi"/>
+          <w:sz w:val="24"/>
+        </w:rPr>
+      </w:pPr>
+    </w:p>
+    <w:p>
+      <w:pPr>
+        <w:rPr>
+          <w:rFonts w:eastAsiaTheme="minorHAnsi"/>
           <w:sz w:val="24"/>
         </w:rPr>
       </w:pPr>
@@ -1632,6 +3586,103 @@
     </w:sectPr>
   </w:body>
 </w:document>
+</file>
+
+<file path=word/numbering.xml><?xml version="1.0" encoding="utf-8"?>
+<w:numbering xmlns:wpc="http://schemas.microsoft.com/office/word/2010/wordprocessingCanvas" xmlns:cx="http://schemas.microsoft.com/office/drawing/2014/chartex" xmlns:cx1="http://schemas.microsoft.com/office/drawing/2015/9/8/chartex" xmlns:cx2="http://schemas.microsoft.com/office/drawing/2015/10/21/chartex" xmlns:cx3="http://schemas.microsoft.com/office/drawing/2016/5/9/chartex" xmlns:cx4="http://schemas.microsoft.com/office/drawing/2016/5/10/chartex" xmlns:cx5="http://schemas.microsoft.com/office/drawing/2016/5/11/chartex" xmlns:cx6="http://schemas.microsoft.com/office/drawing/2016/5/12/chartex" xmlns:cx7="http://schemas.microsoft.com/office/drawing/2016/5/13/chartex" xmlns:cx8="http://schemas.microsoft.com/office/drawing/2016/5/14/chartex" xmlns:mc="http://schemas.openxmlformats.org/markup-compatibility/2006" xmlns:m="http://schemas.openxmlformats.org/officeDocument/2006/math" xmlns:aink="http://schemas.microsoft.com/office/drawing/2016/ink" xmlns:am3d="http://schemas.microsoft.com/office/drawing/2017/model3d" xmlns:oel="http://schemas.microsoft.com/office/2019/extlst" xmlns:r="http://schemas.openxmlformats.org/officeDocument/2006/relationships" xmlns:wp14="http://schemas.microsoft.com/office/word/2010/wordprocessingDrawing" xmlns:wp="http://schemas.openxmlformats.org/drawingml/2006/wordprocessingDrawing" xmlns:wpg="http://schemas.microsoft.com/office/word/2010/wordprocessingGroup" xmlns:wpi="http://schemas.microsoft.com/office/word/2010/wordprocessingInk" xmlns:wps="http://schemas.microsoft.com/office/word/2010/wordprocessingShape" xmlns:o="urn:schemas-microsoft-com:office:office" xmlns:v="urn:schemas-microsoft-com:vml" xmlns:w10="urn:schemas-microsoft-com:office:word" xmlns:w="http://schemas.openxmlformats.org/wordprocessingml/2006/main" xmlns:w14="http://schemas.microsoft.com/office/word/2010/wordml" xmlns:w15="http://schemas.microsoft.com/office/word/2012/wordml" xmlns:w16cex="http://schemas.microsoft.com/office/word/2018/wordml/cex" xmlns:w16cid="http://schemas.microsoft.com/office/word/2016/wordml/cid" xmlns:w16="http://schemas.microsoft.com/office/word/2018/wordml" xmlns:w16sdtdh="http://schemas.microsoft.com/office/word/2020/wordml/sdtdatahash" xmlns:w16sdtfl="http://schemas.microsoft.com/office/word/2024/wordml/sdtformatlock" xmlns:w16se="http://schemas.microsoft.com/office/word/2015/wordml/symex" xmlns:w16du="http://schemas.microsoft.com/office/word/2023/wordml/word16du" xmlns:wne="http://schemas.microsoft.com/office/word/2006/wordml" mc:Ignorable="w14 w15 w16se w16cid w16 w16cex w16sdtdh w16sdtfl w16du wp14">
+  <w:abstractNum w:abstractNumId="0" w15:restartNumberingAfterBreak="0">
+    <w:nsid w:val="716D2E12"/>
+    <w:multiLevelType w:val="hybridMultilevel"/>
+    <w:tmpl w:val="50CE78AA"/>
+    <w:lvl w:ilvl="0" w:tplc="98AA1DD2">
+      <w:start w:val="1"/>
+      <w:numFmt w:val="lowerLetter"/>
+      <w:lvlText w:val="%1)"/>
+      <w:lvlJc w:val="left"/>
+      <w:pPr>
+        <w:ind w:left="360" w:hanging="360"/>
+      </w:pPr>
+      <w:rPr>
+        <w:rFonts w:hint="default"/>
+      </w:rPr>
+    </w:lvl>
+    <w:lvl w:ilvl="1" w:tplc="04090019" w:tentative="1">
+      <w:start w:val="1"/>
+      <w:numFmt w:val="lowerLetter"/>
+      <w:lvlText w:val="%2)"/>
+      <w:lvlJc w:val="left"/>
+      <w:pPr>
+        <w:ind w:left="880" w:hanging="440"/>
+      </w:pPr>
+    </w:lvl>
+    <w:lvl w:ilvl="2" w:tplc="0409001B" w:tentative="1">
+      <w:start w:val="1"/>
+      <w:numFmt w:val="lowerRoman"/>
+      <w:lvlText w:val="%3."/>
+      <w:lvlJc w:val="right"/>
+      <w:pPr>
+        <w:ind w:left="1320" w:hanging="440"/>
+      </w:pPr>
+    </w:lvl>
+    <w:lvl w:ilvl="3" w:tplc="0409000F" w:tentative="1">
+      <w:start w:val="1"/>
+      <w:numFmt w:val="decimal"/>
+      <w:lvlText w:val="%4."/>
+      <w:lvlJc w:val="left"/>
+      <w:pPr>
+        <w:ind w:left="1760" w:hanging="440"/>
+      </w:pPr>
+    </w:lvl>
+    <w:lvl w:ilvl="4" w:tplc="04090019" w:tentative="1">
+      <w:start w:val="1"/>
+      <w:numFmt w:val="lowerLetter"/>
+      <w:lvlText w:val="%5)"/>
+      <w:lvlJc w:val="left"/>
+      <w:pPr>
+        <w:ind w:left="2200" w:hanging="440"/>
+      </w:pPr>
+    </w:lvl>
+    <w:lvl w:ilvl="5" w:tplc="0409001B" w:tentative="1">
+      <w:start w:val="1"/>
+      <w:numFmt w:val="lowerRoman"/>
+      <w:lvlText w:val="%6."/>
+      <w:lvlJc w:val="right"/>
+      <w:pPr>
+        <w:ind w:left="2640" w:hanging="440"/>
+      </w:pPr>
+    </w:lvl>
+    <w:lvl w:ilvl="6" w:tplc="0409000F" w:tentative="1">
+      <w:start w:val="1"/>
+      <w:numFmt w:val="decimal"/>
+      <w:lvlText w:val="%7."/>
+      <w:lvlJc w:val="left"/>
+      <w:pPr>
+        <w:ind w:left="3080" w:hanging="440"/>
+      </w:pPr>
+    </w:lvl>
+    <w:lvl w:ilvl="7" w:tplc="04090019" w:tentative="1">
+      <w:start w:val="1"/>
+      <w:numFmt w:val="lowerLetter"/>
+      <w:lvlText w:val="%8)"/>
+      <w:lvlJc w:val="left"/>
+      <w:pPr>
+        <w:ind w:left="3520" w:hanging="440"/>
+      </w:pPr>
+    </w:lvl>
+    <w:lvl w:ilvl="8" w:tplc="0409001B" w:tentative="1">
+      <w:start w:val="1"/>
+      <w:numFmt w:val="lowerRoman"/>
+      <w:lvlText w:val="%9."/>
+      <w:lvlJc w:val="right"/>
+      <w:pPr>
+        <w:ind w:left="3960" w:hanging="440"/>
+      </w:pPr>
+    </w:lvl>
+  </w:abstractNum>
+  <w:num w:numId="1" w16cid:durableId="1697074869">
+    <w:abstractNumId w:val="0"/>
+  </w:num>
+</w:numbering>
 </file>
 
 <file path=word/styles.xml><?xml version="1.0" encoding="utf-8"?>

--- a/原神活跃度系统/原神活跃度系统拆解分析与迭代设计.docx
+++ b/原神活跃度系统/原神活跃度系统拆解分析与迭代设计.docx
@@ -440,7 +440,7 @@
               <w:spacing w:before="30" w:after="30" w:line="276" w:lineRule="auto"/>
               <w:jc w:val="center"/>
               <w:rPr>
-                <w:rFonts w:eastAsiaTheme="minorHAnsi" w:hint="eastAsia"/>
+                <w:rFonts w:eastAsiaTheme="minorHAnsi"/>
                 <w:szCs w:val="21"/>
               </w:rPr>
             </w:pPr>
@@ -979,7 +979,7 @@
     <w:p>
       <w:pPr>
         <w:rPr>
-          <w:rFonts w:eastAsiaTheme="minorHAnsi" w:hint="eastAsia"/>
+          <w:rFonts w:eastAsiaTheme="minorHAnsi"/>
           <w:sz w:val="24"/>
         </w:rPr>
       </w:pPr>
@@ -1032,7 +1032,7 @@
     <w:p>
       <w:pPr>
         <w:rPr>
-          <w:rFonts w:eastAsiaTheme="minorHAnsi" w:hint="eastAsia"/>
+          <w:rFonts w:eastAsiaTheme="minorHAnsi"/>
           <w:szCs w:val="21"/>
         </w:rPr>
       </w:pPr>
@@ -1184,7 +1184,7 @@
     <w:p>
       <w:pPr>
         <w:rPr>
-          <w:rFonts w:eastAsiaTheme="minorHAnsi" w:hint="eastAsia"/>
+          <w:rFonts w:eastAsiaTheme="minorHAnsi"/>
           <w:sz w:val="22"/>
           <w:szCs w:val="22"/>
         </w:rPr>
@@ -1290,7 +1290,7 @@
     <w:p>
       <w:pPr>
         <w:rPr>
-          <w:rFonts w:eastAsiaTheme="minorHAnsi" w:hint="eastAsia"/>
+          <w:rFonts w:eastAsiaTheme="minorHAnsi"/>
           <w:sz w:val="22"/>
           <w:szCs w:val="22"/>
         </w:rPr>
@@ -2076,7 +2076,7 @@
     <w:p>
       <w:pPr>
         <w:rPr>
-          <w:rFonts w:eastAsiaTheme="minorHAnsi" w:hint="eastAsia"/>
+          <w:rFonts w:eastAsiaTheme="minorHAnsi"/>
           <w:sz w:val="24"/>
         </w:rPr>
       </w:pPr>
@@ -2203,7 +2203,7 @@
         <w:spacing w:before="40" w:after="40"/>
         <w:ind w:left="360"/>
         <w:rPr>
-          <w:rFonts w:eastAsiaTheme="minorHAnsi" w:hint="eastAsia"/>
+          <w:rFonts w:eastAsiaTheme="minorHAnsi"/>
         </w:rPr>
       </w:pPr>
       <w:r>
@@ -2258,7 +2258,7 @@
         <w:spacing w:before="40" w:after="40"/>
         <w:ind w:left="360"/>
         <w:rPr>
-          <w:rFonts w:eastAsiaTheme="minorHAnsi" w:hint="eastAsia"/>
+          <w:rFonts w:eastAsiaTheme="minorHAnsi"/>
           <w:szCs w:val="21"/>
         </w:rPr>
       </w:pPr>
@@ -2318,7 +2318,7 @@
         <w:spacing w:before="40" w:after="40"/>
         <w:ind w:left="360"/>
         <w:rPr>
-          <w:rFonts w:eastAsiaTheme="minorHAnsi" w:hint="eastAsia"/>
+          <w:rFonts w:eastAsiaTheme="minorHAnsi"/>
           <w:szCs w:val="21"/>
         </w:rPr>
       </w:pPr>
@@ -2373,7 +2373,7 @@
       <w:pPr>
         <w:spacing w:before="40" w:after="40"/>
         <w:rPr>
-          <w:rFonts w:eastAsiaTheme="minorHAnsi" w:hint="eastAsia"/>
+          <w:rFonts w:eastAsiaTheme="minorHAnsi"/>
           <w:szCs w:val="21"/>
         </w:rPr>
       </w:pPr>
@@ -2407,7 +2407,7 @@
       <w:pPr>
         <w:spacing w:before="40" w:after="40"/>
         <w:rPr>
-          <w:rFonts w:eastAsiaTheme="minorHAnsi" w:hint="eastAsia"/>
+          <w:rFonts w:eastAsiaTheme="minorHAnsi"/>
           <w:szCs w:val="21"/>
         </w:rPr>
       </w:pPr>
@@ -2456,35 +2456,28 @@
           <w:rFonts w:eastAsiaTheme="minorHAnsi" w:hint="eastAsia"/>
           <w:szCs w:val="21"/>
         </w:rPr>
-        <w:t>对该子系统建立</w:t>
-      </w:r>
-      <w:r>
-        <w:rPr>
-          <w:rFonts w:eastAsiaTheme="minorHAnsi" w:hint="eastAsia"/>
+        <w:t>对该子系统建立两个主要的指标：</w:t>
+      </w:r>
+    </w:p>
+    <w:p>
+      <w:pPr>
+        <w:rPr>
+          <w:rFonts w:eastAsiaTheme="minorHAnsi"/>
           <w:szCs w:val="21"/>
         </w:rPr>
-        <w:t>两个主要的指标：</w:t>
-      </w:r>
-    </w:p>
-    <w:p>
-      <w:pPr>
+      </w:pPr>
+      <w:r>
         <w:rPr>
           <w:rFonts w:eastAsiaTheme="minorHAnsi"/>
           <w:szCs w:val="21"/>
         </w:rPr>
-      </w:pPr>
-      <w:r>
-        <w:rPr>
-          <w:rFonts w:eastAsiaTheme="minorHAnsi"/>
+        <w:t>内容杠杆：一次内容生产能支撑多长的重复游玩。</w:t>
+      </w:r>
+      <w:r>
+        <w:rPr>
+          <w:rFonts w:eastAsiaTheme="minorHAnsi" w:hint="eastAsia"/>
           <w:szCs w:val="21"/>
         </w:rPr>
-        <w:t>内容杠杆：一次内容生产能支撑多长的重复游玩。</w:t>
-      </w:r>
-      <w:r>
-        <w:rPr>
-          <w:rFonts w:eastAsiaTheme="minorHAnsi" w:hint="eastAsia"/>
-          <w:szCs w:val="21"/>
-        </w:rPr>
         <w:t>时间越长，越好。</w:t>
       </w:r>
     </w:p>
@@ -2527,7 +2520,7 @@
     <w:p>
       <w:pPr>
         <w:rPr>
-          <w:rFonts w:eastAsiaTheme="minorHAnsi" w:hint="eastAsia"/>
+          <w:rFonts w:eastAsiaTheme="minorHAnsi"/>
           <w:bCs/>
         </w:rPr>
       </w:pPr>
@@ -2604,6 +2597,15 @@
     <w:p>
       <w:pPr>
         <w:rPr>
+          <w:rFonts w:eastAsiaTheme="minorHAnsi" w:hint="eastAsia"/>
+          <w:sz w:val="22"/>
+          <w:szCs w:val="22"/>
+        </w:rPr>
+      </w:pPr>
+    </w:p>
+    <w:p>
+      <w:pPr>
+        <w:rPr>
           <w:rFonts w:eastAsiaTheme="minorHAnsi"/>
           <w:sz w:val="22"/>
           <w:szCs w:val="22"/>
@@ -2763,6 +2765,7 @@
           <w:sz w:val="22"/>
           <w:szCs w:val="22"/>
         </w:rPr>
+        <w:lastRenderedPageBreak/>
         <w:t>3.</w:t>
       </w:r>
       <w:r>
@@ -2794,7 +2797,6 @@
           <w:rFonts w:eastAsiaTheme="minorHAnsi" w:hint="eastAsia"/>
           <w:sz w:val="24"/>
         </w:rPr>
-        <w:lastRenderedPageBreak/>
         <w:t>3.</w:t>
       </w:r>
       <w:r>

--- a/原神活跃度系统/原神活跃度系统拆解分析与迭代设计.docx
+++ b/原神活跃度系统/原神活跃度系统拆解分析与迭代设计.docx
@@ -2441,16 +2441,55 @@
           <w:rFonts w:eastAsiaTheme="minorHAnsi" w:hint="eastAsia"/>
           <w:szCs w:val="21"/>
         </w:rPr>
-        <w:t>对该子系统建立一个二维的评估模型：其主要纬度包含内容为：成本与反馈，其中成本代表玩家的投入，反馈代表玩家获得的价值与自主感</w:t>
-      </w:r>
-    </w:p>
-    <w:p>
-      <w:pPr>
-        <w:rPr>
-          <w:rFonts w:eastAsiaTheme="minorHAnsi"/>
+        <w:t>对该子系统建立一个二维的评估模型：其主要纬度包含内容为：</w:t>
+      </w:r>
+      <w:r>
+        <w:rPr>
+          <w:rFonts w:eastAsiaTheme="minorHAnsi" w:hint="eastAsia"/>
+          <w:b/>
+          <w:bCs/>
           <w:szCs w:val="21"/>
         </w:rPr>
-      </w:pPr>
+        <w:t>成本</w:t>
+      </w:r>
+      <w:r>
+        <w:rPr>
+          <w:rFonts w:eastAsiaTheme="minorHAnsi" w:hint="eastAsia"/>
+          <w:szCs w:val="21"/>
+        </w:rPr>
+        <w:t>与</w:t>
+      </w:r>
+      <w:r>
+        <w:rPr>
+          <w:rFonts w:eastAsiaTheme="minorHAnsi" w:hint="eastAsia"/>
+          <w:b/>
+          <w:bCs/>
+          <w:szCs w:val="21"/>
+        </w:rPr>
+        <w:t>反馈</w:t>
+      </w:r>
+      <w:r>
+        <w:rPr>
+          <w:rFonts w:eastAsiaTheme="minorHAnsi" w:hint="eastAsia"/>
+          <w:szCs w:val="21"/>
+        </w:rPr>
+        <w:t>，其中成本代表玩家的投入，反馈代表玩家获得的价值与自主感</w:t>
+      </w:r>
+    </w:p>
+    <w:p>
+      <w:pPr>
+        <w:rPr>
+          <w:rFonts w:eastAsiaTheme="minorHAnsi"/>
+          <w:szCs w:val="21"/>
+        </w:rPr>
+      </w:pPr>
+      <w:r>
+        <w:rPr>
+          <w:rFonts w:eastAsiaTheme="minorHAnsi" w:hint="eastAsia"/>
+          <w:szCs w:val="21"/>
+        </w:rPr>
+        <w:t>则</w:t>
+      </w:r>
       <w:r>
         <w:rPr>
           <w:rFonts w:eastAsiaTheme="minorHAnsi" w:hint="eastAsia"/>
@@ -2597,27 +2636,1674 @@
     <w:p>
       <w:pPr>
         <w:rPr>
-          <w:rFonts w:eastAsiaTheme="minorHAnsi" w:hint="eastAsia"/>
+          <w:rFonts w:eastAsiaTheme="minorHAnsi"/>
+          <w:szCs w:val="21"/>
+        </w:rPr>
+      </w:pPr>
+      <w:r>
+        <w:rPr>
+          <w:rFonts w:eastAsiaTheme="minorHAnsi"/>
+          <w:szCs w:val="21"/>
+        </w:rPr>
+        <w:t>原神的活跃度系统由 15 个子系统构成，分布在日、周、月、版本、年五个节奏档。</w:t>
+      </w:r>
+    </w:p>
+    <w:tbl>
+      <w:tblPr>
+        <w:tblW w:w="8222" w:type="dxa"/>
+        <w:jc w:val="center"/>
+        <w:tblBorders>
+          <w:top w:val="single" w:sz="4" w:space="0" w:color="D5DCE2"/>
+          <w:left w:val="single" w:sz="4" w:space="0" w:color="D5DCE2"/>
+          <w:bottom w:val="single" w:sz="4" w:space="0" w:color="D5DCE2"/>
+          <w:right w:val="single" w:sz="4" w:space="0" w:color="D5DCE2"/>
+          <w:insideH w:val="single" w:sz="4" w:space="0" w:color="D5DCE2"/>
+          <w:insideV w:val="single" w:sz="4" w:space="0" w:color="D5DCE2"/>
+        </w:tblBorders>
+        <w:tblLayout w:type="fixed"/>
+        <w:tblLook w:val="04A0" w:firstRow="1" w:lastRow="0" w:firstColumn="1" w:lastColumn="0" w:noHBand="0" w:noVBand="1"/>
+      </w:tblPr>
+      <w:tblGrid>
+        <w:gridCol w:w="2552"/>
+        <w:gridCol w:w="1559"/>
+        <w:gridCol w:w="2977"/>
+        <w:gridCol w:w="1134"/>
+      </w:tblGrid>
+      <w:tr>
+        <w:trPr>
+          <w:tblHeader/>
+          <w:jc w:val="center"/>
+        </w:trPr>
+        <w:tc>
+          <w:tcPr>
+            <w:tcW w:w="2552" w:type="dxa"/>
+            <w:shd w:val="clear" w:color="auto" w:fill="EEF2F6"/>
+          </w:tcPr>
+          <w:p>
+            <w:pPr>
+              <w:spacing w:before="30" w:after="30" w:line="276" w:lineRule="auto"/>
+              <w:jc w:val="center"/>
+              <w:rPr>
+                <w:rFonts w:eastAsiaTheme="minorHAnsi"/>
+                <w:szCs w:val="21"/>
+              </w:rPr>
+            </w:pPr>
+            <w:r>
+              <w:rPr>
+                <w:rFonts w:eastAsiaTheme="minorHAnsi"/>
+                <w:b/>
+                <w:szCs w:val="21"/>
+              </w:rPr>
+              <w:t>子系统</w:t>
+            </w:r>
+          </w:p>
+        </w:tc>
+        <w:tc>
+          <w:tcPr>
+            <w:tcW w:w="1559" w:type="dxa"/>
+            <w:shd w:val="clear" w:color="auto" w:fill="EEF2F6"/>
+          </w:tcPr>
+          <w:p>
+            <w:pPr>
+              <w:spacing w:before="30" w:after="30" w:line="276" w:lineRule="auto"/>
+              <w:jc w:val="center"/>
+              <w:rPr>
+                <w:rFonts w:eastAsiaTheme="minorHAnsi"/>
+                <w:szCs w:val="21"/>
+              </w:rPr>
+            </w:pPr>
+            <w:r>
+              <w:rPr>
+                <w:rFonts w:eastAsiaTheme="minorHAnsi"/>
+                <w:b/>
+                <w:szCs w:val="21"/>
+              </w:rPr>
+              <w:t>节奏</w:t>
+            </w:r>
+          </w:p>
+        </w:tc>
+        <w:tc>
+          <w:tcPr>
+            <w:tcW w:w="2977" w:type="dxa"/>
+            <w:shd w:val="clear" w:color="auto" w:fill="EEF2F6"/>
+          </w:tcPr>
+          <w:p>
+            <w:pPr>
+              <w:spacing w:before="30" w:after="30" w:line="276" w:lineRule="auto"/>
+              <w:jc w:val="center"/>
+              <w:rPr>
+                <w:rFonts w:eastAsiaTheme="minorHAnsi"/>
+                <w:szCs w:val="21"/>
+              </w:rPr>
+            </w:pPr>
+            <w:r>
+              <w:rPr>
+                <w:rFonts w:eastAsiaTheme="minorHAnsi"/>
+                <w:b/>
+                <w:szCs w:val="21"/>
+              </w:rPr>
+              <w:t>提供什么</w:t>
+            </w:r>
+          </w:p>
+        </w:tc>
+        <w:tc>
+          <w:tcPr>
+            <w:tcW w:w="1134" w:type="dxa"/>
+            <w:shd w:val="clear" w:color="auto" w:fill="EEF2F6"/>
+          </w:tcPr>
+          <w:p>
+            <w:pPr>
+              <w:spacing w:before="30" w:after="30" w:line="276" w:lineRule="auto"/>
+              <w:jc w:val="center"/>
+              <w:rPr>
+                <w:rFonts w:eastAsiaTheme="minorHAnsi"/>
+                <w:szCs w:val="21"/>
+              </w:rPr>
+            </w:pPr>
+            <w:r>
+              <w:rPr>
+                <w:rFonts w:eastAsiaTheme="minorHAnsi"/>
+                <w:b/>
+                <w:szCs w:val="21"/>
+              </w:rPr>
+              <w:t>杠杆</w:t>
+            </w:r>
+          </w:p>
+        </w:tc>
+      </w:tr>
+      <w:tr>
+        <w:trPr>
+          <w:cantSplit/>
+          <w:jc w:val="center"/>
+        </w:trPr>
+        <w:tc>
+          <w:tcPr>
+            <w:tcW w:w="2552" w:type="dxa"/>
+          </w:tcPr>
+          <w:p>
+            <w:pPr>
+              <w:spacing w:before="30" w:after="30" w:line="276" w:lineRule="auto"/>
+              <w:jc w:val="center"/>
+              <w:rPr>
+                <w:rFonts w:eastAsiaTheme="minorHAnsi"/>
+                <w:szCs w:val="21"/>
+              </w:rPr>
+            </w:pPr>
+            <w:r>
+              <w:rPr>
+                <w:rFonts w:eastAsiaTheme="minorHAnsi"/>
+                <w:szCs w:val="21"/>
+              </w:rPr>
+              <w:t>每日委托 / 历练点</w:t>
+            </w:r>
+          </w:p>
+        </w:tc>
+        <w:tc>
+          <w:tcPr>
+            <w:tcW w:w="1559" w:type="dxa"/>
+          </w:tcPr>
+          <w:p>
+            <w:pPr>
+              <w:spacing w:before="30" w:after="30" w:line="276" w:lineRule="auto"/>
+              <w:jc w:val="center"/>
+              <w:rPr>
+                <w:rFonts w:eastAsiaTheme="minorHAnsi"/>
+                <w:szCs w:val="21"/>
+              </w:rPr>
+            </w:pPr>
+            <w:r>
+              <w:rPr>
+                <w:rFonts w:eastAsiaTheme="minorHAnsi"/>
+                <w:szCs w:val="21"/>
+              </w:rPr>
+              <w:t>日</w:t>
+            </w:r>
+          </w:p>
+        </w:tc>
+        <w:tc>
+          <w:tcPr>
+            <w:tcW w:w="2977" w:type="dxa"/>
+          </w:tcPr>
+          <w:p>
+            <w:pPr>
+              <w:spacing w:before="30" w:after="30" w:line="276" w:lineRule="auto"/>
+              <w:jc w:val="center"/>
+              <w:rPr>
+                <w:rFonts w:eastAsiaTheme="minorHAnsi"/>
+                <w:szCs w:val="21"/>
+              </w:rPr>
+            </w:pPr>
+            <w:r>
+              <w:rPr>
+                <w:rFonts w:eastAsiaTheme="minorHAnsi"/>
+                <w:szCs w:val="21"/>
+              </w:rPr>
+              <w:t>原石、冒险阅历</w:t>
+            </w:r>
+          </w:p>
+        </w:tc>
+        <w:tc>
+          <w:tcPr>
+            <w:tcW w:w="1134" w:type="dxa"/>
+          </w:tcPr>
+          <w:p>
+            <w:pPr>
+              <w:spacing w:before="30" w:after="30" w:line="276" w:lineRule="auto"/>
+              <w:jc w:val="center"/>
+              <w:rPr>
+                <w:rFonts w:eastAsiaTheme="minorHAnsi"/>
+                <w:szCs w:val="21"/>
+              </w:rPr>
+            </w:pPr>
+            <w:r>
+              <w:rPr>
+                <w:rFonts w:eastAsiaTheme="minorHAnsi"/>
+                <w:szCs w:val="21"/>
+              </w:rPr>
+              <w:t>高</w:t>
+            </w:r>
+          </w:p>
+        </w:tc>
+      </w:tr>
+      <w:tr>
+        <w:trPr>
+          <w:cantSplit/>
+          <w:jc w:val="center"/>
+        </w:trPr>
+        <w:tc>
+          <w:tcPr>
+            <w:tcW w:w="2552" w:type="dxa"/>
+          </w:tcPr>
+          <w:p>
+            <w:pPr>
+              <w:spacing w:before="30" w:after="30" w:line="276" w:lineRule="auto"/>
+              <w:jc w:val="center"/>
+              <w:rPr>
+                <w:rFonts w:eastAsiaTheme="minorHAnsi"/>
+                <w:szCs w:val="21"/>
+              </w:rPr>
+            </w:pPr>
+            <w:r>
+              <w:rPr>
+                <w:rFonts w:eastAsiaTheme="minorHAnsi"/>
+                <w:szCs w:val="21"/>
+              </w:rPr>
+              <w:t>原粹树脂</w:t>
+            </w:r>
+          </w:p>
+        </w:tc>
+        <w:tc>
+          <w:tcPr>
+            <w:tcW w:w="1559" w:type="dxa"/>
+          </w:tcPr>
+          <w:p>
+            <w:pPr>
+              <w:spacing w:before="30" w:after="30" w:line="276" w:lineRule="auto"/>
+              <w:jc w:val="center"/>
+              <w:rPr>
+                <w:rFonts w:eastAsiaTheme="minorHAnsi"/>
+                <w:szCs w:val="21"/>
+              </w:rPr>
+            </w:pPr>
+            <w:r>
+              <w:rPr>
+                <w:rFonts w:eastAsiaTheme="minorHAnsi"/>
+                <w:szCs w:val="21"/>
+              </w:rPr>
+              <w:t>日</w:t>
+            </w:r>
+          </w:p>
+        </w:tc>
+        <w:tc>
+          <w:tcPr>
+            <w:tcW w:w="2977" w:type="dxa"/>
+          </w:tcPr>
+          <w:p>
+            <w:pPr>
+              <w:spacing w:before="30" w:after="30" w:line="276" w:lineRule="auto"/>
+              <w:jc w:val="center"/>
+              <w:rPr>
+                <w:rFonts w:eastAsiaTheme="minorHAnsi"/>
+                <w:szCs w:val="21"/>
+              </w:rPr>
+            </w:pPr>
+            <w:r>
+              <w:rPr>
+                <w:rFonts w:eastAsiaTheme="minorHAnsi"/>
+                <w:szCs w:val="21"/>
+              </w:rPr>
+              <w:t>养成素材</w:t>
+            </w:r>
+          </w:p>
+        </w:tc>
+        <w:tc>
+          <w:tcPr>
+            <w:tcW w:w="1134" w:type="dxa"/>
+          </w:tcPr>
+          <w:p>
+            <w:pPr>
+              <w:spacing w:before="30" w:after="30" w:line="276" w:lineRule="auto"/>
+              <w:jc w:val="center"/>
+              <w:rPr>
+                <w:rFonts w:eastAsiaTheme="minorHAnsi"/>
+                <w:szCs w:val="21"/>
+              </w:rPr>
+            </w:pPr>
+            <w:r>
+              <w:rPr>
+                <w:rFonts w:eastAsiaTheme="minorHAnsi"/>
+                <w:szCs w:val="21"/>
+              </w:rPr>
+              <w:t>高</w:t>
+            </w:r>
+          </w:p>
+        </w:tc>
+      </w:tr>
+      <w:tr>
+        <w:trPr>
+          <w:cantSplit/>
+          <w:jc w:val="center"/>
+        </w:trPr>
+        <w:tc>
+          <w:tcPr>
+            <w:tcW w:w="2552" w:type="dxa"/>
+          </w:tcPr>
+          <w:p>
+            <w:pPr>
+              <w:spacing w:before="30" w:after="30" w:line="276" w:lineRule="auto"/>
+              <w:jc w:val="center"/>
+              <w:rPr>
+                <w:rFonts w:eastAsiaTheme="minorHAnsi"/>
+                <w:szCs w:val="21"/>
+              </w:rPr>
+            </w:pPr>
+            <w:r>
+              <w:rPr>
+                <w:rFonts w:eastAsiaTheme="minorHAnsi"/>
+                <w:szCs w:val="21"/>
+              </w:rPr>
+              <w:lastRenderedPageBreak/>
+              <w:t>纪行</w:t>
+            </w:r>
+          </w:p>
+        </w:tc>
+        <w:tc>
+          <w:tcPr>
+            <w:tcW w:w="1559" w:type="dxa"/>
+          </w:tcPr>
+          <w:p>
+            <w:pPr>
+              <w:spacing w:before="30" w:after="30" w:line="276" w:lineRule="auto"/>
+              <w:jc w:val="center"/>
+              <w:rPr>
+                <w:rFonts w:eastAsiaTheme="minorHAnsi"/>
+                <w:szCs w:val="21"/>
+              </w:rPr>
+            </w:pPr>
+            <w:r>
+              <w:rPr>
+                <w:rFonts w:eastAsiaTheme="minorHAnsi"/>
+                <w:szCs w:val="21"/>
+              </w:rPr>
+              <w:t>周/版本</w:t>
+            </w:r>
+          </w:p>
+        </w:tc>
+        <w:tc>
+          <w:tcPr>
+            <w:tcW w:w="2977" w:type="dxa"/>
+          </w:tcPr>
+          <w:p>
+            <w:pPr>
+              <w:spacing w:before="30" w:after="30" w:line="276" w:lineRule="auto"/>
+              <w:jc w:val="center"/>
+              <w:rPr>
+                <w:rFonts w:eastAsiaTheme="minorHAnsi"/>
+                <w:szCs w:val="21"/>
+              </w:rPr>
+            </w:pPr>
+            <w:r>
+              <w:rPr>
+                <w:rFonts w:eastAsiaTheme="minorHAnsi"/>
+                <w:szCs w:val="21"/>
+              </w:rPr>
+              <w:t>资源、抽卡券</w:t>
+            </w:r>
+          </w:p>
+        </w:tc>
+        <w:tc>
+          <w:tcPr>
+            <w:tcW w:w="1134" w:type="dxa"/>
+          </w:tcPr>
+          <w:p>
+            <w:pPr>
+              <w:spacing w:before="30" w:after="30" w:line="276" w:lineRule="auto"/>
+              <w:jc w:val="center"/>
+              <w:rPr>
+                <w:rFonts w:eastAsiaTheme="minorHAnsi"/>
+                <w:szCs w:val="21"/>
+              </w:rPr>
+            </w:pPr>
+            <w:r>
+              <w:rPr>
+                <w:rFonts w:eastAsiaTheme="minorHAnsi"/>
+                <w:szCs w:val="21"/>
+              </w:rPr>
+              <w:t>高</w:t>
+            </w:r>
+          </w:p>
+        </w:tc>
+      </w:tr>
+      <w:tr>
+        <w:trPr>
+          <w:cantSplit/>
+          <w:jc w:val="center"/>
+        </w:trPr>
+        <w:tc>
+          <w:tcPr>
+            <w:tcW w:w="2552" w:type="dxa"/>
+          </w:tcPr>
+          <w:p>
+            <w:pPr>
+              <w:spacing w:before="30" w:after="30" w:line="276" w:lineRule="auto"/>
+              <w:jc w:val="center"/>
+              <w:rPr>
+                <w:rFonts w:eastAsiaTheme="minorHAnsi"/>
+                <w:szCs w:val="21"/>
+              </w:rPr>
+            </w:pPr>
+            <w:r>
+              <w:rPr>
+                <w:rFonts w:eastAsiaTheme="minorHAnsi"/>
+                <w:szCs w:val="21"/>
+              </w:rPr>
+              <w:t>周本</w:t>
+            </w:r>
+          </w:p>
+        </w:tc>
+        <w:tc>
+          <w:tcPr>
+            <w:tcW w:w="1559" w:type="dxa"/>
+          </w:tcPr>
+          <w:p>
+            <w:pPr>
+              <w:spacing w:before="30" w:after="30" w:line="276" w:lineRule="auto"/>
+              <w:jc w:val="center"/>
+              <w:rPr>
+                <w:rFonts w:eastAsiaTheme="minorHAnsi"/>
+                <w:szCs w:val="21"/>
+              </w:rPr>
+            </w:pPr>
+            <w:r>
+              <w:rPr>
+                <w:rFonts w:eastAsiaTheme="minorHAnsi"/>
+                <w:szCs w:val="21"/>
+              </w:rPr>
+              <w:t>周</w:t>
+            </w:r>
+          </w:p>
+        </w:tc>
+        <w:tc>
+          <w:tcPr>
+            <w:tcW w:w="2977" w:type="dxa"/>
+          </w:tcPr>
+          <w:p>
+            <w:pPr>
+              <w:spacing w:before="30" w:after="30" w:line="276" w:lineRule="auto"/>
+              <w:jc w:val="center"/>
+              <w:rPr>
+                <w:rFonts w:eastAsiaTheme="minorHAnsi"/>
+                <w:szCs w:val="21"/>
+              </w:rPr>
+            </w:pPr>
+            <w:r>
+              <w:rPr>
+                <w:rFonts w:eastAsiaTheme="minorHAnsi"/>
+                <w:szCs w:val="21"/>
+              </w:rPr>
+              <w:t>突破素材</w:t>
+            </w:r>
+          </w:p>
+        </w:tc>
+        <w:tc>
+          <w:tcPr>
+            <w:tcW w:w="1134" w:type="dxa"/>
+          </w:tcPr>
+          <w:p>
+            <w:pPr>
+              <w:spacing w:before="30" w:after="30" w:line="276" w:lineRule="auto"/>
+              <w:jc w:val="center"/>
+              <w:rPr>
+                <w:rFonts w:eastAsiaTheme="minorHAnsi"/>
+                <w:szCs w:val="21"/>
+              </w:rPr>
+            </w:pPr>
+            <w:r>
+              <w:rPr>
+                <w:rFonts w:eastAsiaTheme="minorHAnsi"/>
+                <w:szCs w:val="21"/>
+              </w:rPr>
+              <w:t>高</w:t>
+            </w:r>
+          </w:p>
+        </w:tc>
+      </w:tr>
+      <w:tr>
+        <w:trPr>
+          <w:cantSplit/>
+          <w:jc w:val="center"/>
+        </w:trPr>
+        <w:tc>
+          <w:tcPr>
+            <w:tcW w:w="2552" w:type="dxa"/>
+          </w:tcPr>
+          <w:p>
+            <w:pPr>
+              <w:spacing w:before="30" w:after="30" w:line="276" w:lineRule="auto"/>
+              <w:jc w:val="center"/>
+              <w:rPr>
+                <w:rFonts w:eastAsiaTheme="minorHAnsi"/>
+                <w:szCs w:val="21"/>
+              </w:rPr>
+            </w:pPr>
+            <w:r>
+              <w:rPr>
+                <w:rFonts w:eastAsiaTheme="minorHAnsi"/>
+                <w:szCs w:val="21"/>
+              </w:rPr>
+              <w:t>深境螺旋</w:t>
+            </w:r>
+          </w:p>
+        </w:tc>
+        <w:tc>
+          <w:tcPr>
+            <w:tcW w:w="1559" w:type="dxa"/>
+          </w:tcPr>
+          <w:p>
+            <w:pPr>
+              <w:spacing w:before="30" w:after="30" w:line="276" w:lineRule="auto"/>
+              <w:jc w:val="center"/>
+              <w:rPr>
+                <w:rFonts w:eastAsiaTheme="minorHAnsi" w:hint="eastAsia"/>
+                <w:szCs w:val="21"/>
+              </w:rPr>
+            </w:pPr>
+            <w:r>
+              <w:rPr>
+                <w:rFonts w:eastAsiaTheme="minorHAnsi" w:hint="eastAsia"/>
+                <w:szCs w:val="21"/>
+              </w:rPr>
+              <w:t>每</w:t>
+            </w:r>
+            <w:r>
+              <w:rPr>
+                <w:rFonts w:eastAsiaTheme="minorHAnsi"/>
+                <w:szCs w:val="21"/>
+              </w:rPr>
+              <w:t>月16日</w:t>
+            </w:r>
+          </w:p>
+        </w:tc>
+        <w:tc>
+          <w:tcPr>
+            <w:tcW w:w="2977" w:type="dxa"/>
+          </w:tcPr>
+          <w:p>
+            <w:pPr>
+              <w:spacing w:before="30" w:after="30" w:line="276" w:lineRule="auto"/>
+              <w:jc w:val="center"/>
+              <w:rPr>
+                <w:rFonts w:eastAsiaTheme="minorHAnsi"/>
+                <w:szCs w:val="21"/>
+              </w:rPr>
+            </w:pPr>
+            <w:r>
+              <w:rPr>
+                <w:rFonts w:eastAsiaTheme="minorHAnsi"/>
+                <w:szCs w:val="21"/>
+              </w:rPr>
+              <w:t>原石、练度验证</w:t>
+            </w:r>
+          </w:p>
+        </w:tc>
+        <w:tc>
+          <w:tcPr>
+            <w:tcW w:w="1134" w:type="dxa"/>
+          </w:tcPr>
+          <w:p>
+            <w:pPr>
+              <w:spacing w:before="30" w:after="30" w:line="276" w:lineRule="auto"/>
+              <w:jc w:val="center"/>
+              <w:rPr>
+                <w:rFonts w:eastAsiaTheme="minorHAnsi"/>
+                <w:szCs w:val="21"/>
+              </w:rPr>
+            </w:pPr>
+            <w:r>
+              <w:rPr>
+                <w:rFonts w:eastAsiaTheme="minorHAnsi"/>
+                <w:szCs w:val="21"/>
+              </w:rPr>
+              <w:t>中</w:t>
+            </w:r>
+          </w:p>
+        </w:tc>
+      </w:tr>
+      <w:tr>
+        <w:trPr>
+          <w:cantSplit/>
+          <w:jc w:val="center"/>
+        </w:trPr>
+        <w:tc>
+          <w:tcPr>
+            <w:tcW w:w="2552" w:type="dxa"/>
+          </w:tcPr>
+          <w:p>
+            <w:pPr>
+              <w:spacing w:before="30" w:after="30" w:line="276" w:lineRule="auto"/>
+              <w:jc w:val="center"/>
+              <w:rPr>
+                <w:rFonts w:eastAsiaTheme="minorHAnsi"/>
+                <w:szCs w:val="21"/>
+              </w:rPr>
+            </w:pPr>
+            <w:r>
+              <w:rPr>
+                <w:rFonts w:eastAsiaTheme="minorHAnsi"/>
+                <w:szCs w:val="21"/>
+              </w:rPr>
+              <w:t>幻想真境剧诗</w:t>
+            </w:r>
+          </w:p>
+        </w:tc>
+        <w:tc>
+          <w:tcPr>
+            <w:tcW w:w="1559" w:type="dxa"/>
+          </w:tcPr>
+          <w:p>
+            <w:pPr>
+              <w:spacing w:before="30" w:after="30" w:line="276" w:lineRule="auto"/>
+              <w:jc w:val="center"/>
+              <w:rPr>
+                <w:rFonts w:eastAsiaTheme="minorHAnsi" w:hint="eastAsia"/>
+                <w:szCs w:val="21"/>
+              </w:rPr>
+            </w:pPr>
+            <w:r>
+              <w:rPr>
+                <w:rFonts w:eastAsiaTheme="minorHAnsi" w:hint="eastAsia"/>
+                <w:szCs w:val="21"/>
+              </w:rPr>
+              <w:t>每</w:t>
+            </w:r>
+            <w:r>
+              <w:rPr>
+                <w:rFonts w:eastAsiaTheme="minorHAnsi"/>
+                <w:szCs w:val="21"/>
+              </w:rPr>
+              <w:t>月</w:t>
+            </w:r>
+            <w:r>
+              <w:rPr>
+                <w:rFonts w:eastAsiaTheme="minorHAnsi" w:hint="eastAsia"/>
+                <w:szCs w:val="21"/>
+              </w:rPr>
+              <w:t>1日</w:t>
+            </w:r>
+          </w:p>
+        </w:tc>
+        <w:tc>
+          <w:tcPr>
+            <w:tcW w:w="2977" w:type="dxa"/>
+          </w:tcPr>
+          <w:p>
+            <w:pPr>
+              <w:spacing w:before="30" w:after="30" w:line="276" w:lineRule="auto"/>
+              <w:jc w:val="center"/>
+              <w:rPr>
+                <w:rFonts w:eastAsiaTheme="minorHAnsi"/>
+                <w:szCs w:val="21"/>
+              </w:rPr>
+            </w:pPr>
+            <w:r>
+              <w:rPr>
+                <w:rFonts w:eastAsiaTheme="minorHAnsi"/>
+                <w:szCs w:val="21"/>
+              </w:rPr>
+              <w:t>原石、角色复用</w:t>
+            </w:r>
+          </w:p>
+        </w:tc>
+        <w:tc>
+          <w:tcPr>
+            <w:tcW w:w="1134" w:type="dxa"/>
+          </w:tcPr>
+          <w:p>
+            <w:pPr>
+              <w:spacing w:before="30" w:after="30" w:line="276" w:lineRule="auto"/>
+              <w:jc w:val="center"/>
+              <w:rPr>
+                <w:rFonts w:eastAsiaTheme="minorHAnsi"/>
+                <w:szCs w:val="21"/>
+              </w:rPr>
+            </w:pPr>
+            <w:r>
+              <w:rPr>
+                <w:rFonts w:eastAsiaTheme="minorHAnsi"/>
+                <w:szCs w:val="21"/>
+              </w:rPr>
+              <w:t>中</w:t>
+            </w:r>
+          </w:p>
+        </w:tc>
+      </w:tr>
+      <w:tr>
+        <w:trPr>
+          <w:cantSplit/>
+          <w:jc w:val="center"/>
+        </w:trPr>
+        <w:tc>
+          <w:tcPr>
+            <w:tcW w:w="2552" w:type="dxa"/>
+          </w:tcPr>
+          <w:p>
+            <w:pPr>
+              <w:spacing w:before="30" w:after="30" w:line="276" w:lineRule="auto"/>
+              <w:jc w:val="center"/>
+              <w:rPr>
+                <w:rFonts w:eastAsiaTheme="minorHAnsi"/>
+                <w:szCs w:val="21"/>
+              </w:rPr>
+            </w:pPr>
+            <w:r>
+              <w:rPr>
+                <w:rFonts w:eastAsiaTheme="minorHAnsi"/>
+                <w:szCs w:val="21"/>
+              </w:rPr>
+              <w:t>幽境危战</w:t>
+            </w:r>
+          </w:p>
+        </w:tc>
+        <w:tc>
+          <w:tcPr>
+            <w:tcW w:w="1559" w:type="dxa"/>
+          </w:tcPr>
+          <w:p>
+            <w:pPr>
+              <w:spacing w:before="30" w:after="30" w:line="276" w:lineRule="auto"/>
+              <w:jc w:val="center"/>
+              <w:rPr>
+                <w:rFonts w:eastAsiaTheme="minorHAnsi"/>
+                <w:szCs w:val="21"/>
+              </w:rPr>
+            </w:pPr>
+            <w:r>
+              <w:rPr>
+                <w:rFonts w:eastAsiaTheme="minorHAnsi"/>
+                <w:szCs w:val="21"/>
+              </w:rPr>
+              <w:t>限时</w:t>
+            </w:r>
+          </w:p>
+        </w:tc>
+        <w:tc>
+          <w:tcPr>
+            <w:tcW w:w="2977" w:type="dxa"/>
+          </w:tcPr>
+          <w:p>
+            <w:pPr>
+              <w:spacing w:before="30" w:after="30" w:line="276" w:lineRule="auto"/>
+              <w:jc w:val="center"/>
+              <w:rPr>
+                <w:rFonts w:eastAsiaTheme="minorHAnsi"/>
+                <w:szCs w:val="21"/>
+              </w:rPr>
+            </w:pPr>
+            <w:r>
+              <w:rPr>
+                <w:rFonts w:eastAsiaTheme="minorHAnsi"/>
+                <w:szCs w:val="21"/>
+              </w:rPr>
+              <w:t>原石、高难</w:t>
+            </w:r>
+          </w:p>
+        </w:tc>
+        <w:tc>
+          <w:tcPr>
+            <w:tcW w:w="1134" w:type="dxa"/>
+          </w:tcPr>
+          <w:p>
+            <w:pPr>
+              <w:spacing w:before="30" w:after="30" w:line="276" w:lineRule="auto"/>
+              <w:jc w:val="center"/>
+              <w:rPr>
+                <w:rFonts w:eastAsiaTheme="minorHAnsi"/>
+                <w:szCs w:val="21"/>
+              </w:rPr>
+            </w:pPr>
+            <w:r>
+              <w:rPr>
+                <w:rFonts w:eastAsiaTheme="minorHAnsi"/>
+                <w:szCs w:val="21"/>
+              </w:rPr>
+              <w:t>低</w:t>
+            </w:r>
+          </w:p>
+        </w:tc>
+      </w:tr>
+      <w:tr>
+        <w:trPr>
+          <w:cantSplit/>
+          <w:jc w:val="center"/>
+        </w:trPr>
+        <w:tc>
+          <w:tcPr>
+            <w:tcW w:w="2552" w:type="dxa"/>
+          </w:tcPr>
+          <w:p>
+            <w:pPr>
+              <w:spacing w:before="30" w:after="30" w:line="276" w:lineRule="auto"/>
+              <w:jc w:val="center"/>
+              <w:rPr>
+                <w:rFonts w:eastAsiaTheme="minorHAnsi"/>
+                <w:szCs w:val="21"/>
+              </w:rPr>
+            </w:pPr>
+            <w:r>
+              <w:rPr>
+                <w:rFonts w:eastAsiaTheme="minorHAnsi"/>
+                <w:szCs w:val="21"/>
+              </w:rPr>
+              <w:t>版本活动</w:t>
+            </w:r>
+          </w:p>
+        </w:tc>
+        <w:tc>
+          <w:tcPr>
+            <w:tcW w:w="1559" w:type="dxa"/>
+          </w:tcPr>
+          <w:p>
+            <w:pPr>
+              <w:spacing w:before="30" w:after="30" w:line="276" w:lineRule="auto"/>
+              <w:jc w:val="center"/>
+              <w:rPr>
+                <w:rFonts w:eastAsiaTheme="minorHAnsi"/>
+                <w:szCs w:val="21"/>
+              </w:rPr>
+            </w:pPr>
+            <w:r>
+              <w:rPr>
+                <w:rFonts w:eastAsiaTheme="minorHAnsi"/>
+                <w:szCs w:val="21"/>
+              </w:rPr>
+              <w:t>版本</w:t>
+            </w:r>
+          </w:p>
+        </w:tc>
+        <w:tc>
+          <w:tcPr>
+            <w:tcW w:w="2977" w:type="dxa"/>
+          </w:tcPr>
+          <w:p>
+            <w:pPr>
+              <w:spacing w:before="30" w:after="30" w:line="276" w:lineRule="auto"/>
+              <w:jc w:val="center"/>
+              <w:rPr>
+                <w:rFonts w:eastAsiaTheme="minorHAnsi"/>
+                <w:szCs w:val="21"/>
+              </w:rPr>
+            </w:pPr>
+            <w:r>
+              <w:rPr>
+                <w:rFonts w:eastAsiaTheme="minorHAnsi"/>
+                <w:szCs w:val="21"/>
+              </w:rPr>
+              <w:t>新玩法、原石</w:t>
+            </w:r>
+          </w:p>
+        </w:tc>
+        <w:tc>
+          <w:tcPr>
+            <w:tcW w:w="1134" w:type="dxa"/>
+          </w:tcPr>
+          <w:p>
+            <w:pPr>
+              <w:spacing w:before="30" w:after="30" w:line="276" w:lineRule="auto"/>
+              <w:jc w:val="center"/>
+              <w:rPr>
+                <w:rFonts w:eastAsiaTheme="minorHAnsi"/>
+                <w:szCs w:val="21"/>
+              </w:rPr>
+            </w:pPr>
+            <w:r>
+              <w:rPr>
+                <w:rFonts w:eastAsiaTheme="minorHAnsi"/>
+                <w:szCs w:val="21"/>
+              </w:rPr>
+              <w:t>低</w:t>
+            </w:r>
+          </w:p>
+        </w:tc>
+      </w:tr>
+      <w:tr>
+        <w:trPr>
+          <w:cantSplit/>
+          <w:jc w:val="center"/>
+        </w:trPr>
+        <w:tc>
+          <w:tcPr>
+            <w:tcW w:w="2552" w:type="dxa"/>
+          </w:tcPr>
+          <w:p>
+            <w:pPr>
+              <w:spacing w:before="30" w:after="30" w:line="276" w:lineRule="auto"/>
+              <w:jc w:val="center"/>
+              <w:rPr>
+                <w:rFonts w:eastAsiaTheme="minorHAnsi"/>
+                <w:szCs w:val="21"/>
+              </w:rPr>
+            </w:pPr>
+            <w:r>
+              <w:rPr>
+                <w:rFonts w:eastAsiaTheme="minorHAnsi"/>
+                <w:szCs w:val="21"/>
+              </w:rPr>
+              <w:t>大世界探索</w:t>
+            </w:r>
+          </w:p>
+        </w:tc>
+        <w:tc>
+          <w:tcPr>
+            <w:tcW w:w="1559" w:type="dxa"/>
+          </w:tcPr>
+          <w:p>
+            <w:pPr>
+              <w:spacing w:before="30" w:after="30" w:line="276" w:lineRule="auto"/>
+              <w:jc w:val="center"/>
+              <w:rPr>
+                <w:rFonts w:eastAsiaTheme="minorHAnsi"/>
+                <w:szCs w:val="21"/>
+              </w:rPr>
+            </w:pPr>
+            <w:r>
+              <w:rPr>
+                <w:rFonts w:eastAsiaTheme="minorHAnsi"/>
+                <w:szCs w:val="21"/>
+              </w:rPr>
+              <w:t>版本/长线</w:t>
+            </w:r>
+          </w:p>
+        </w:tc>
+        <w:tc>
+          <w:tcPr>
+            <w:tcW w:w="2977" w:type="dxa"/>
+          </w:tcPr>
+          <w:p>
+            <w:pPr>
+              <w:spacing w:before="30" w:after="30" w:line="276" w:lineRule="auto"/>
+              <w:jc w:val="center"/>
+              <w:rPr>
+                <w:rFonts w:eastAsiaTheme="minorHAnsi"/>
+                <w:szCs w:val="21"/>
+              </w:rPr>
+            </w:pPr>
+            <w:r>
+              <w:rPr>
+                <w:rFonts w:eastAsiaTheme="minorHAnsi"/>
+                <w:szCs w:val="21"/>
+              </w:rPr>
+              <w:t>地图、叙事</w:t>
+            </w:r>
+          </w:p>
+        </w:tc>
+        <w:tc>
+          <w:tcPr>
+            <w:tcW w:w="1134" w:type="dxa"/>
+          </w:tcPr>
+          <w:p>
+            <w:pPr>
+              <w:spacing w:before="30" w:after="30" w:line="276" w:lineRule="auto"/>
+              <w:jc w:val="center"/>
+              <w:rPr>
+                <w:rFonts w:eastAsiaTheme="minorHAnsi"/>
+                <w:szCs w:val="21"/>
+              </w:rPr>
+            </w:pPr>
+            <w:r>
+              <w:rPr>
+                <w:rFonts w:eastAsiaTheme="minorHAnsi"/>
+                <w:szCs w:val="21"/>
+              </w:rPr>
+              <w:t>低</w:t>
+            </w:r>
+          </w:p>
+        </w:tc>
+      </w:tr>
+      <w:tr>
+        <w:trPr>
+          <w:cantSplit/>
+          <w:jc w:val="center"/>
+        </w:trPr>
+        <w:tc>
+          <w:tcPr>
+            <w:tcW w:w="2552" w:type="dxa"/>
+          </w:tcPr>
+          <w:p>
+            <w:pPr>
+              <w:spacing w:before="30" w:after="30" w:line="276" w:lineRule="auto"/>
+              <w:jc w:val="center"/>
+              <w:rPr>
+                <w:rFonts w:eastAsiaTheme="minorHAnsi"/>
+                <w:szCs w:val="21"/>
+              </w:rPr>
+            </w:pPr>
+            <w:r>
+              <w:rPr>
+                <w:rFonts w:eastAsiaTheme="minorHAnsi"/>
+                <w:szCs w:val="21"/>
+              </w:rPr>
+              <w:t>剧情 / 传说任务</w:t>
+            </w:r>
+          </w:p>
+        </w:tc>
+        <w:tc>
+          <w:tcPr>
+            <w:tcW w:w="1559" w:type="dxa"/>
+          </w:tcPr>
+          <w:p>
+            <w:pPr>
+              <w:spacing w:before="30" w:after="30" w:line="276" w:lineRule="auto"/>
+              <w:jc w:val="center"/>
+              <w:rPr>
+                <w:rFonts w:eastAsiaTheme="minorHAnsi"/>
+                <w:szCs w:val="21"/>
+              </w:rPr>
+            </w:pPr>
+            <w:r>
+              <w:rPr>
+                <w:rFonts w:eastAsiaTheme="minorHAnsi"/>
+                <w:szCs w:val="21"/>
+              </w:rPr>
+              <w:t>版本/长线</w:t>
+            </w:r>
+          </w:p>
+        </w:tc>
+        <w:tc>
+          <w:tcPr>
+            <w:tcW w:w="2977" w:type="dxa"/>
+          </w:tcPr>
+          <w:p>
+            <w:pPr>
+              <w:spacing w:before="30" w:after="30" w:line="276" w:lineRule="auto"/>
+              <w:jc w:val="center"/>
+              <w:rPr>
+                <w:rFonts w:eastAsiaTheme="minorHAnsi"/>
+                <w:szCs w:val="21"/>
+              </w:rPr>
+            </w:pPr>
+            <w:r>
+              <w:rPr>
+                <w:rFonts w:eastAsiaTheme="minorHAnsi"/>
+                <w:szCs w:val="21"/>
+              </w:rPr>
+              <w:t>角色、世界观</w:t>
+            </w:r>
+          </w:p>
+        </w:tc>
+        <w:tc>
+          <w:tcPr>
+            <w:tcW w:w="1134" w:type="dxa"/>
+          </w:tcPr>
+          <w:p>
+            <w:pPr>
+              <w:spacing w:before="30" w:after="30" w:line="276" w:lineRule="auto"/>
+              <w:jc w:val="center"/>
+              <w:rPr>
+                <w:rFonts w:eastAsiaTheme="minorHAnsi"/>
+                <w:szCs w:val="21"/>
+              </w:rPr>
+            </w:pPr>
+            <w:r>
+              <w:rPr>
+                <w:rFonts w:eastAsiaTheme="minorHAnsi"/>
+                <w:szCs w:val="21"/>
+              </w:rPr>
+              <w:t>低</w:t>
+            </w:r>
+          </w:p>
+        </w:tc>
+      </w:tr>
+      <w:tr>
+        <w:trPr>
+          <w:cantSplit/>
+          <w:jc w:val="center"/>
+        </w:trPr>
+        <w:tc>
+          <w:tcPr>
+            <w:tcW w:w="2552" w:type="dxa"/>
+          </w:tcPr>
+          <w:p>
+            <w:pPr>
+              <w:spacing w:before="30" w:after="30" w:line="276" w:lineRule="auto"/>
+              <w:jc w:val="center"/>
+              <w:rPr>
+                <w:rFonts w:eastAsiaTheme="minorHAnsi"/>
+                <w:szCs w:val="21"/>
+              </w:rPr>
+            </w:pPr>
+            <w:r>
+              <w:rPr>
+                <w:rFonts w:eastAsiaTheme="minorHAnsi"/>
+                <w:szCs w:val="21"/>
+              </w:rPr>
+              <w:t>尘歌壶</w:t>
+            </w:r>
+          </w:p>
+        </w:tc>
+        <w:tc>
+          <w:tcPr>
+            <w:tcW w:w="1559" w:type="dxa"/>
+          </w:tcPr>
+          <w:p>
+            <w:pPr>
+              <w:spacing w:before="30" w:after="30" w:line="276" w:lineRule="auto"/>
+              <w:jc w:val="center"/>
+              <w:rPr>
+                <w:rFonts w:eastAsiaTheme="minorHAnsi"/>
+                <w:szCs w:val="21"/>
+              </w:rPr>
+            </w:pPr>
+            <w:r>
+              <w:rPr>
+                <w:rFonts w:eastAsiaTheme="minorHAnsi"/>
+                <w:szCs w:val="21"/>
+              </w:rPr>
+              <w:t>长线</w:t>
+            </w:r>
+          </w:p>
+        </w:tc>
+        <w:tc>
+          <w:tcPr>
+            <w:tcW w:w="2977" w:type="dxa"/>
+          </w:tcPr>
+          <w:p>
+            <w:pPr>
+              <w:spacing w:before="30" w:after="30" w:line="276" w:lineRule="auto"/>
+              <w:jc w:val="center"/>
+              <w:rPr>
+                <w:rFonts w:eastAsiaTheme="minorHAnsi"/>
+                <w:szCs w:val="21"/>
+              </w:rPr>
+            </w:pPr>
+            <w:r>
+              <w:rPr>
+                <w:rFonts w:eastAsiaTheme="minorHAnsi"/>
+                <w:szCs w:val="21"/>
+              </w:rPr>
+              <w:t>建造、展示</w:t>
+            </w:r>
+          </w:p>
+        </w:tc>
+        <w:tc>
+          <w:tcPr>
+            <w:tcW w:w="1134" w:type="dxa"/>
+          </w:tcPr>
+          <w:p>
+            <w:pPr>
+              <w:spacing w:before="30" w:after="30" w:line="276" w:lineRule="auto"/>
+              <w:jc w:val="center"/>
+              <w:rPr>
+                <w:rFonts w:eastAsiaTheme="minorHAnsi"/>
+                <w:szCs w:val="21"/>
+              </w:rPr>
+            </w:pPr>
+            <w:r>
+              <w:rPr>
+                <w:rFonts w:eastAsiaTheme="minorHAnsi"/>
+                <w:szCs w:val="21"/>
+              </w:rPr>
+              <w:t>中</w:t>
+            </w:r>
+          </w:p>
+        </w:tc>
+      </w:tr>
+      <w:tr>
+        <w:trPr>
+          <w:cantSplit/>
+          <w:jc w:val="center"/>
+        </w:trPr>
+        <w:tc>
+          <w:tcPr>
+            <w:tcW w:w="2552" w:type="dxa"/>
+          </w:tcPr>
+          <w:p>
+            <w:pPr>
+              <w:spacing w:before="30" w:after="30" w:line="276" w:lineRule="auto"/>
+              <w:jc w:val="center"/>
+              <w:rPr>
+                <w:rFonts w:eastAsiaTheme="minorHAnsi"/>
+                <w:szCs w:val="21"/>
+              </w:rPr>
+            </w:pPr>
+            <w:r>
+              <w:rPr>
+                <w:rFonts w:eastAsiaTheme="minorHAnsi"/>
+                <w:szCs w:val="21"/>
+              </w:rPr>
+              <w:t>七圣召唤</w:t>
+            </w:r>
+          </w:p>
+        </w:tc>
+        <w:tc>
+          <w:tcPr>
+            <w:tcW w:w="1559" w:type="dxa"/>
+          </w:tcPr>
+          <w:p>
+            <w:pPr>
+              <w:spacing w:before="30" w:after="30" w:line="276" w:lineRule="auto"/>
+              <w:jc w:val="center"/>
+              <w:rPr>
+                <w:rFonts w:eastAsiaTheme="minorHAnsi"/>
+                <w:szCs w:val="21"/>
+              </w:rPr>
+            </w:pPr>
+            <w:r>
+              <w:rPr>
+                <w:rFonts w:eastAsiaTheme="minorHAnsi"/>
+                <w:szCs w:val="21"/>
+              </w:rPr>
+              <w:t>长线</w:t>
+            </w:r>
+          </w:p>
+        </w:tc>
+        <w:tc>
+          <w:tcPr>
+            <w:tcW w:w="2977" w:type="dxa"/>
+          </w:tcPr>
+          <w:p>
+            <w:pPr>
+              <w:spacing w:before="30" w:after="30" w:line="276" w:lineRule="auto"/>
+              <w:jc w:val="center"/>
+              <w:rPr>
+                <w:rFonts w:eastAsiaTheme="minorHAnsi"/>
+                <w:szCs w:val="21"/>
+              </w:rPr>
+            </w:pPr>
+            <w:r>
+              <w:rPr>
+                <w:rFonts w:eastAsiaTheme="minorHAnsi"/>
+                <w:szCs w:val="21"/>
+              </w:rPr>
+              <w:t>卡牌对战</w:t>
+            </w:r>
+          </w:p>
+        </w:tc>
+        <w:tc>
+          <w:tcPr>
+            <w:tcW w:w="1134" w:type="dxa"/>
+          </w:tcPr>
+          <w:p>
+            <w:pPr>
+              <w:spacing w:before="30" w:after="30" w:line="276" w:lineRule="auto"/>
+              <w:jc w:val="center"/>
+              <w:rPr>
+                <w:rFonts w:eastAsiaTheme="minorHAnsi"/>
+                <w:szCs w:val="21"/>
+              </w:rPr>
+            </w:pPr>
+            <w:r>
+              <w:rPr>
+                <w:rFonts w:eastAsiaTheme="minorHAnsi"/>
+                <w:szCs w:val="21"/>
+              </w:rPr>
+              <w:t>中</w:t>
+            </w:r>
+          </w:p>
+        </w:tc>
+      </w:tr>
+      <w:tr>
+        <w:trPr>
+          <w:cantSplit/>
+          <w:jc w:val="center"/>
+        </w:trPr>
+        <w:tc>
+          <w:tcPr>
+            <w:tcW w:w="2552" w:type="dxa"/>
+          </w:tcPr>
+          <w:p>
+            <w:pPr>
+              <w:spacing w:before="30" w:after="30" w:line="276" w:lineRule="auto"/>
+              <w:jc w:val="center"/>
+              <w:rPr>
+                <w:rFonts w:eastAsiaTheme="minorHAnsi"/>
+                <w:szCs w:val="21"/>
+              </w:rPr>
+            </w:pPr>
+            <w:r>
+              <w:rPr>
+                <w:rFonts w:eastAsiaTheme="minorHAnsi"/>
+                <w:szCs w:val="21"/>
+              </w:rPr>
+              <w:t>千星奇域</w:t>
+            </w:r>
+          </w:p>
+        </w:tc>
+        <w:tc>
+          <w:tcPr>
+            <w:tcW w:w="1559" w:type="dxa"/>
+          </w:tcPr>
+          <w:p>
+            <w:pPr>
+              <w:spacing w:before="30" w:after="30" w:line="276" w:lineRule="auto"/>
+              <w:jc w:val="center"/>
+              <w:rPr>
+                <w:rFonts w:eastAsiaTheme="minorHAnsi"/>
+                <w:szCs w:val="21"/>
+              </w:rPr>
+            </w:pPr>
+            <w:r>
+              <w:rPr>
+                <w:rFonts w:eastAsiaTheme="minorHAnsi"/>
+                <w:szCs w:val="21"/>
+              </w:rPr>
+              <w:t>长线</w:t>
+            </w:r>
+          </w:p>
+        </w:tc>
+        <w:tc>
+          <w:tcPr>
+            <w:tcW w:w="2977" w:type="dxa"/>
+          </w:tcPr>
+          <w:p>
+            <w:pPr>
+              <w:spacing w:before="30" w:after="30" w:line="276" w:lineRule="auto"/>
+              <w:jc w:val="center"/>
+              <w:rPr>
+                <w:rFonts w:eastAsiaTheme="minorHAnsi"/>
+                <w:szCs w:val="21"/>
+              </w:rPr>
+            </w:pPr>
+            <w:r>
+              <w:rPr>
+                <w:rFonts w:eastAsiaTheme="minorHAnsi"/>
+                <w:szCs w:val="21"/>
+              </w:rPr>
+              <w:t>UGC关卡</w:t>
+            </w:r>
+          </w:p>
+        </w:tc>
+        <w:tc>
+          <w:tcPr>
+            <w:tcW w:w="1134" w:type="dxa"/>
+          </w:tcPr>
+          <w:p>
+            <w:pPr>
+              <w:spacing w:before="30" w:after="30" w:line="276" w:lineRule="auto"/>
+              <w:jc w:val="center"/>
+              <w:rPr>
+                <w:rFonts w:eastAsiaTheme="minorHAnsi"/>
+                <w:szCs w:val="21"/>
+              </w:rPr>
+            </w:pPr>
+            <w:r>
+              <w:rPr>
+                <w:rFonts w:eastAsiaTheme="minorHAnsi"/>
+                <w:szCs w:val="21"/>
+              </w:rPr>
+              <w:t>高</w:t>
+            </w:r>
+          </w:p>
+        </w:tc>
+      </w:tr>
+      <w:tr>
+        <w:trPr>
+          <w:cantSplit/>
+          <w:jc w:val="center"/>
+        </w:trPr>
+        <w:tc>
+          <w:tcPr>
+            <w:tcW w:w="2552" w:type="dxa"/>
+          </w:tcPr>
+          <w:p>
+            <w:pPr>
+              <w:spacing w:before="30" w:after="30" w:line="276" w:lineRule="auto"/>
+              <w:jc w:val="center"/>
+              <w:rPr>
+                <w:rFonts w:eastAsiaTheme="minorHAnsi"/>
+                <w:szCs w:val="21"/>
+              </w:rPr>
+            </w:pPr>
+            <w:r>
+              <w:rPr>
+                <w:rFonts w:eastAsiaTheme="minorHAnsi"/>
+                <w:szCs w:val="21"/>
+              </w:rPr>
+              <w:t>砺行修远</w:t>
+            </w:r>
+          </w:p>
+        </w:tc>
+        <w:tc>
+          <w:tcPr>
+            <w:tcW w:w="1559" w:type="dxa"/>
+          </w:tcPr>
+          <w:p>
+            <w:pPr>
+              <w:spacing w:before="30" w:after="30" w:line="276" w:lineRule="auto"/>
+              <w:jc w:val="center"/>
+              <w:rPr>
+                <w:rFonts w:eastAsiaTheme="minorHAnsi"/>
+                <w:szCs w:val="21"/>
+              </w:rPr>
+            </w:pPr>
+            <w:r>
+              <w:rPr>
+                <w:rFonts w:eastAsiaTheme="minorHAnsi"/>
+                <w:szCs w:val="21"/>
+              </w:rPr>
+              <w:t>年</w:t>
+            </w:r>
+          </w:p>
+        </w:tc>
+        <w:tc>
+          <w:tcPr>
+            <w:tcW w:w="2977" w:type="dxa"/>
+          </w:tcPr>
+          <w:p>
+            <w:pPr>
+              <w:spacing w:before="30" w:after="30" w:line="276" w:lineRule="auto"/>
+              <w:jc w:val="center"/>
+              <w:rPr>
+                <w:rFonts w:eastAsiaTheme="minorHAnsi"/>
+                <w:szCs w:val="21"/>
+              </w:rPr>
+            </w:pPr>
+            <w:r>
+              <w:rPr>
+                <w:rFonts w:eastAsiaTheme="minorHAnsi"/>
+                <w:szCs w:val="21"/>
+              </w:rPr>
+              <w:t>命星</w:t>
+            </w:r>
+          </w:p>
+        </w:tc>
+        <w:tc>
+          <w:tcPr>
+            <w:tcW w:w="1134" w:type="dxa"/>
+          </w:tcPr>
+          <w:p>
+            <w:pPr>
+              <w:spacing w:before="30" w:after="30" w:line="276" w:lineRule="auto"/>
+              <w:jc w:val="center"/>
+              <w:rPr>
+                <w:rFonts w:eastAsiaTheme="minorHAnsi"/>
+                <w:szCs w:val="21"/>
+              </w:rPr>
+            </w:pPr>
+            <w:r>
+              <w:rPr>
+                <w:rFonts w:eastAsiaTheme="minorHAnsi"/>
+                <w:szCs w:val="21"/>
+              </w:rPr>
+              <w:t>高</w:t>
+            </w:r>
+          </w:p>
+        </w:tc>
+      </w:tr>
+      <w:tr>
+        <w:trPr>
+          <w:cantSplit/>
+          <w:jc w:val="center"/>
+        </w:trPr>
+        <w:tc>
+          <w:tcPr>
+            <w:tcW w:w="2552" w:type="dxa"/>
+          </w:tcPr>
+          <w:p>
+            <w:pPr>
+              <w:spacing w:before="30" w:after="30" w:line="276" w:lineRule="auto"/>
+              <w:jc w:val="center"/>
+              <w:rPr>
+                <w:rFonts w:eastAsiaTheme="minorHAnsi"/>
+                <w:szCs w:val="21"/>
+              </w:rPr>
+            </w:pPr>
+            <w:r>
+              <w:rPr>
+                <w:rFonts w:eastAsiaTheme="minorHAnsi"/>
+                <w:szCs w:val="21"/>
+              </w:rPr>
+              <w:t>成就 / 图鉴</w:t>
+            </w:r>
+          </w:p>
+        </w:tc>
+        <w:tc>
+          <w:tcPr>
+            <w:tcW w:w="1559" w:type="dxa"/>
+          </w:tcPr>
+          <w:p>
+            <w:pPr>
+              <w:spacing w:before="30" w:after="30" w:line="276" w:lineRule="auto"/>
+              <w:jc w:val="center"/>
+              <w:rPr>
+                <w:rFonts w:eastAsiaTheme="minorHAnsi"/>
+                <w:szCs w:val="21"/>
+              </w:rPr>
+            </w:pPr>
+            <w:r>
+              <w:rPr>
+                <w:rFonts w:eastAsiaTheme="minorHAnsi"/>
+                <w:szCs w:val="21"/>
+              </w:rPr>
+              <w:t>长线</w:t>
+            </w:r>
+          </w:p>
+        </w:tc>
+        <w:tc>
+          <w:tcPr>
+            <w:tcW w:w="2977" w:type="dxa"/>
+          </w:tcPr>
+          <w:p>
+            <w:pPr>
+              <w:spacing w:before="30" w:after="30" w:line="276" w:lineRule="auto"/>
+              <w:jc w:val="center"/>
+              <w:rPr>
+                <w:rFonts w:eastAsiaTheme="minorHAnsi"/>
+                <w:szCs w:val="21"/>
+              </w:rPr>
+            </w:pPr>
+            <w:r>
+              <w:rPr>
+                <w:rFonts w:eastAsiaTheme="minorHAnsi"/>
+                <w:szCs w:val="21"/>
+              </w:rPr>
+              <w:t>收集完成度</w:t>
+            </w:r>
+          </w:p>
+        </w:tc>
+        <w:tc>
+          <w:tcPr>
+            <w:tcW w:w="1134" w:type="dxa"/>
+          </w:tcPr>
+          <w:p>
+            <w:pPr>
+              <w:spacing w:before="30" w:after="30" w:line="276" w:lineRule="auto"/>
+              <w:jc w:val="center"/>
+              <w:rPr>
+                <w:rFonts w:eastAsiaTheme="minorHAnsi"/>
+                <w:szCs w:val="21"/>
+              </w:rPr>
+            </w:pPr>
+            <w:r>
+              <w:rPr>
+                <w:rFonts w:eastAsiaTheme="minorHAnsi"/>
+                <w:szCs w:val="21"/>
+              </w:rPr>
+              <w:t>高</w:t>
+            </w:r>
+          </w:p>
+        </w:tc>
+      </w:tr>
+    </w:tbl>
+    <w:p>
+      <w:pPr>
+        <w:ind w:firstLineChars="200" w:firstLine="420"/>
+        <w:rPr>
+          <w:rFonts w:eastAsiaTheme="minorHAnsi"/>
+          <w:szCs w:val="21"/>
+        </w:rPr>
+      </w:pPr>
+      <w:r>
+        <w:rPr>
+          <w:rFonts w:eastAsiaTheme="minorHAnsi"/>
+          <w:szCs w:val="21"/>
+        </w:rPr>
+        <w:t>频率越高的系统，越不提供新体验。 日更和周更的四件（委托、树脂、纪行、周本）</w:t>
+      </w:r>
+      <w:r>
+        <w:rPr>
+          <w:rFonts w:eastAsiaTheme="minorHAnsi" w:hint="eastAsia"/>
+          <w:szCs w:val="21"/>
+        </w:rPr>
+        <w:t>的结算奖励为养成资源</w:t>
+      </w:r>
+      <w:r>
+        <w:rPr>
+          <w:rFonts w:eastAsiaTheme="minorHAnsi"/>
+          <w:szCs w:val="21"/>
+        </w:rPr>
+        <w:t>；提供新体验的四件（探索、剧情、活动、千星）</w:t>
+      </w:r>
+      <w:r>
+        <w:rPr>
+          <w:rFonts w:eastAsiaTheme="minorHAnsi" w:hint="eastAsia"/>
+          <w:szCs w:val="21"/>
+        </w:rPr>
+        <w:t>周期为版本或以年回馈。</w:t>
+      </w:r>
+    </w:p>
+    <w:p>
+      <w:pPr>
+        <w:ind w:firstLine="420"/>
+        <w:rPr>
+          <w:rFonts w:eastAsiaTheme="minorHAnsi"/>
+          <w:szCs w:val="21"/>
+        </w:rPr>
+      </w:pPr>
+      <w:r>
+        <w:rPr>
+          <w:rFonts w:eastAsiaTheme="minorHAnsi" w:hint="eastAsia"/>
+          <w:szCs w:val="21"/>
+        </w:rPr>
+        <w:t>即当前版本的游戏节奏下，玩家消耗内容的速度始终过于快速，随后将会进入一个高AFK概率周期，该周期内玩家仅能获得经济类资源回报。</w:t>
+      </w:r>
+    </w:p>
+    <w:p>
+      <w:pPr>
+        <w:ind w:firstLine="420"/>
+        <w:rPr>
+          <w:rFonts w:eastAsiaTheme="minorHAnsi" w:hint="eastAsia"/>
+          <w:szCs w:val="21"/>
+        </w:rPr>
+      </w:pPr>
+      <w:r>
+        <w:rPr>
+          <w:rFonts w:eastAsiaTheme="minorHAnsi" w:hint="eastAsia"/>
+          <w:szCs w:val="21"/>
+        </w:rPr>
+        <w:t>系统需要提供一个减少玩家内容消耗速度，或提高内容生产效率的方法。从而使玩家脱离该周期。</w:t>
+      </w:r>
+    </w:p>
+    <w:p>
+      <w:pPr>
+        <w:rPr>
+          <w:rFonts w:eastAsiaTheme="minorHAnsi"/>
+          <w:szCs w:val="21"/>
+        </w:rPr>
+      </w:pPr>
+    </w:p>
+    <w:p>
+      <w:pPr>
+        <w:rPr>
+          <w:rFonts w:eastAsiaTheme="minorHAnsi"/>
           <w:sz w:val="22"/>
           <w:szCs w:val="22"/>
         </w:rPr>
       </w:pPr>
-    </w:p>
-    <w:p>
-      <w:pPr>
-        <w:rPr>
-          <w:rFonts w:eastAsiaTheme="minorHAnsi"/>
+      <w:r>
+        <w:rPr>
+          <w:rFonts w:eastAsiaTheme="minorHAnsi" w:hint="eastAsia"/>
           <w:sz w:val="22"/>
           <w:szCs w:val="22"/>
         </w:rPr>
-      </w:pPr>
+        <w:t>3.</w:t>
+      </w:r>
       <w:r>
         <w:rPr>
           <w:rFonts w:eastAsiaTheme="minorHAnsi" w:hint="eastAsia"/>
           <w:sz w:val="22"/>
           <w:szCs w:val="22"/>
         </w:rPr>
-        <w:t>3.</w:t>
+        <w:t>2</w:t>
       </w:r>
       <w:r>
         <w:rPr>
@@ -2625,7 +4311,7 @@
           <w:sz w:val="22"/>
           <w:szCs w:val="22"/>
         </w:rPr>
-        <w:t>2</w:t>
+        <w:t xml:space="preserve">.2 </w:t>
       </w:r>
       <w:r>
         <w:rPr>
@@ -2633,7 +4319,7 @@
           <w:sz w:val="22"/>
           <w:szCs w:val="22"/>
         </w:rPr>
-        <w:t>.2 日档</w:t>
+        <w:t>玩家节奏档位分布</w:t>
       </w:r>
     </w:p>
     <w:p>
@@ -2644,46 +4330,426 @@
           <w:szCs w:val="22"/>
         </w:rPr>
       </w:pPr>
-      <w:r>
+    </w:p>
+    <w:tbl>
+      <w:tblPr>
+        <w:tblW w:w="8731" w:type="dxa"/>
+        <w:jc w:val="center"/>
+        <w:tblBorders>
+          <w:top w:val="single" w:sz="4" w:space="0" w:color="D5DCE2"/>
+          <w:left w:val="single" w:sz="4" w:space="0" w:color="D5DCE2"/>
+          <w:bottom w:val="single" w:sz="4" w:space="0" w:color="D5DCE2"/>
+          <w:right w:val="single" w:sz="4" w:space="0" w:color="D5DCE2"/>
+          <w:insideH w:val="single" w:sz="4" w:space="0" w:color="D5DCE2"/>
+          <w:insideV w:val="single" w:sz="4" w:space="0" w:color="D5DCE2"/>
+        </w:tblBorders>
+        <w:tblLayout w:type="fixed"/>
+        <w:tblLook w:val="04A0" w:firstRow="1" w:lastRow="0" w:firstColumn="1" w:lastColumn="0" w:noHBand="0" w:noVBand="1"/>
+      </w:tblPr>
+      <w:tblGrid>
+        <w:gridCol w:w="1061"/>
+        <w:gridCol w:w="4545"/>
+        <w:gridCol w:w="3125"/>
+      </w:tblGrid>
+      <w:tr>
+        <w:trPr>
+          <w:tblHeader/>
+          <w:jc w:val="center"/>
+        </w:trPr>
+        <w:tc>
+          <w:tcPr>
+            <w:tcW w:w="1061" w:type="dxa"/>
+            <w:shd w:val="clear" w:color="auto" w:fill="EEF2F6"/>
+          </w:tcPr>
+          <w:p>
+            <w:pPr>
+              <w:spacing w:before="30" w:after="30" w:line="276" w:lineRule="auto"/>
+              <w:jc w:val="center"/>
+              <w:rPr>
+                <w:rFonts w:eastAsiaTheme="minorHAnsi"/>
+                <w:szCs w:val="21"/>
+              </w:rPr>
+            </w:pPr>
+            <w:r>
+              <w:rPr>
+                <w:rFonts w:eastAsiaTheme="minorHAnsi"/>
+                <w:b/>
+                <w:szCs w:val="21"/>
+              </w:rPr>
+              <w:t>档位</w:t>
+            </w:r>
+          </w:p>
+        </w:tc>
+        <w:tc>
+          <w:tcPr>
+            <w:tcW w:w="4545" w:type="dxa"/>
+            <w:shd w:val="clear" w:color="auto" w:fill="EEF2F6"/>
+          </w:tcPr>
+          <w:p>
+            <w:pPr>
+              <w:spacing w:before="30" w:after="30" w:line="276" w:lineRule="auto"/>
+              <w:jc w:val="center"/>
+              <w:rPr>
+                <w:rFonts w:eastAsiaTheme="minorHAnsi"/>
+                <w:szCs w:val="21"/>
+              </w:rPr>
+            </w:pPr>
+            <w:r>
+              <w:rPr>
+                <w:rFonts w:eastAsiaTheme="minorHAnsi"/>
+                <w:b/>
+                <w:szCs w:val="21"/>
+              </w:rPr>
+              <w:t>刷新什么</w:t>
+            </w:r>
+          </w:p>
+        </w:tc>
+        <w:tc>
+          <w:tcPr>
+            <w:tcW w:w="3125" w:type="dxa"/>
+            <w:shd w:val="clear" w:color="auto" w:fill="EEF2F6"/>
+          </w:tcPr>
+          <w:p>
+            <w:pPr>
+              <w:spacing w:before="30" w:after="30" w:line="276" w:lineRule="auto"/>
+              <w:jc w:val="center"/>
+              <w:rPr>
+                <w:rFonts w:eastAsiaTheme="minorHAnsi"/>
+                <w:szCs w:val="21"/>
+              </w:rPr>
+            </w:pPr>
+            <w:r>
+              <w:rPr>
+                <w:rFonts w:eastAsiaTheme="minorHAnsi"/>
+                <w:b/>
+                <w:szCs w:val="21"/>
+              </w:rPr>
+              <w:t>玩家的实际所得</w:t>
+            </w:r>
+          </w:p>
+        </w:tc>
+      </w:tr>
+      <w:tr>
+        <w:trPr>
+          <w:cantSplit/>
+          <w:jc w:val="center"/>
+        </w:trPr>
+        <w:tc>
+          <w:tcPr>
+            <w:tcW w:w="1061" w:type="dxa"/>
+          </w:tcPr>
+          <w:p>
+            <w:pPr>
+              <w:spacing w:before="30" w:after="30" w:line="276" w:lineRule="auto"/>
+              <w:jc w:val="center"/>
+              <w:rPr>
+                <w:rFonts w:eastAsiaTheme="minorHAnsi"/>
+                <w:szCs w:val="21"/>
+              </w:rPr>
+            </w:pPr>
+            <w:r>
+              <w:rPr>
+                <w:rFonts w:eastAsiaTheme="minorHAnsi"/>
+                <w:szCs w:val="21"/>
+              </w:rPr>
+              <w:t>日</w:t>
+            </w:r>
+          </w:p>
+        </w:tc>
+        <w:tc>
+          <w:tcPr>
+            <w:tcW w:w="4545" w:type="dxa"/>
+          </w:tcPr>
+          <w:p>
+            <w:pPr>
+              <w:spacing w:before="30" w:after="30" w:line="276" w:lineRule="auto"/>
+              <w:rPr>
+                <w:rFonts w:eastAsiaTheme="minorHAnsi"/>
+                <w:szCs w:val="21"/>
+              </w:rPr>
+            </w:pPr>
+            <w:r>
+              <w:rPr>
+                <w:rFonts w:eastAsiaTheme="minorHAnsi"/>
+                <w:szCs w:val="21"/>
+              </w:rPr>
+              <w:t>4 次委托奖励、160 树脂</w:t>
+            </w:r>
+          </w:p>
+        </w:tc>
+        <w:tc>
+          <w:tcPr>
+            <w:tcW w:w="3125" w:type="dxa"/>
+          </w:tcPr>
+          <w:p>
+            <w:pPr>
+              <w:spacing w:before="30" w:after="30" w:line="276" w:lineRule="auto"/>
+              <w:rPr>
+                <w:rFonts w:eastAsiaTheme="minorHAnsi"/>
+                <w:szCs w:val="21"/>
+              </w:rPr>
+            </w:pPr>
+            <w:r>
+              <w:rPr>
+                <w:rFonts w:eastAsiaTheme="minorHAnsi"/>
+                <w:szCs w:val="21"/>
+              </w:rPr>
+              <w:t>资源结算</w:t>
+            </w:r>
+          </w:p>
+        </w:tc>
+      </w:tr>
+      <w:tr>
+        <w:trPr>
+          <w:cantSplit/>
+          <w:jc w:val="center"/>
+        </w:trPr>
+        <w:tc>
+          <w:tcPr>
+            <w:tcW w:w="1061" w:type="dxa"/>
+          </w:tcPr>
+          <w:p>
+            <w:pPr>
+              <w:spacing w:before="30" w:after="30" w:line="276" w:lineRule="auto"/>
+              <w:jc w:val="center"/>
+              <w:rPr>
+                <w:rFonts w:eastAsiaTheme="minorHAnsi"/>
+                <w:szCs w:val="21"/>
+              </w:rPr>
+            </w:pPr>
+            <w:r>
+              <w:rPr>
+                <w:rFonts w:eastAsiaTheme="minorHAnsi"/>
+                <w:szCs w:val="21"/>
+              </w:rPr>
+              <w:t>周</w:t>
+            </w:r>
+          </w:p>
+        </w:tc>
+        <w:tc>
+          <w:tcPr>
+            <w:tcW w:w="4545" w:type="dxa"/>
+          </w:tcPr>
+          <w:p>
+            <w:pPr>
+              <w:spacing w:before="30" w:after="30" w:line="276" w:lineRule="auto"/>
+              <w:rPr>
+                <w:rFonts w:eastAsiaTheme="minorHAnsi"/>
+                <w:szCs w:val="21"/>
+              </w:rPr>
+            </w:pPr>
+            <w:r>
+              <w:rPr>
+                <w:rFonts w:eastAsiaTheme="minorHAnsi"/>
+                <w:szCs w:val="21"/>
+              </w:rPr>
+              <w:t>纪行计数、周本半价、洞天宝钱额度</w:t>
+            </w:r>
+          </w:p>
+        </w:tc>
+        <w:tc>
+          <w:tcPr>
+            <w:tcW w:w="3125" w:type="dxa"/>
+          </w:tcPr>
+          <w:p>
+            <w:pPr>
+              <w:spacing w:before="30" w:after="30" w:line="276" w:lineRule="auto"/>
+              <w:rPr>
+                <w:rFonts w:eastAsiaTheme="minorHAnsi"/>
+                <w:szCs w:val="21"/>
+              </w:rPr>
+            </w:pPr>
+            <w:r>
+              <w:rPr>
+                <w:rFonts w:eastAsiaTheme="minorHAnsi"/>
+                <w:szCs w:val="21"/>
+              </w:rPr>
+              <w:t>额度</w:t>
+            </w:r>
+          </w:p>
+        </w:tc>
+      </w:tr>
+      <w:tr>
+        <w:trPr>
+          <w:cantSplit/>
+          <w:jc w:val="center"/>
+        </w:trPr>
+        <w:tc>
+          <w:tcPr>
+            <w:tcW w:w="1061" w:type="dxa"/>
+          </w:tcPr>
+          <w:p>
+            <w:pPr>
+              <w:spacing w:before="30" w:after="30" w:line="276" w:lineRule="auto"/>
+              <w:jc w:val="center"/>
+              <w:rPr>
+                <w:rFonts w:eastAsiaTheme="minorHAnsi"/>
+                <w:szCs w:val="21"/>
+              </w:rPr>
+            </w:pPr>
+            <w:r>
+              <w:rPr>
+                <w:rFonts w:eastAsiaTheme="minorHAnsi"/>
+                <w:szCs w:val="21"/>
+              </w:rPr>
+              <w:t>月</w:t>
+            </w:r>
+          </w:p>
+        </w:tc>
+        <w:tc>
+          <w:tcPr>
+            <w:tcW w:w="4545" w:type="dxa"/>
+          </w:tcPr>
+          <w:p>
+            <w:pPr>
+              <w:spacing w:before="30" w:after="30" w:line="276" w:lineRule="auto"/>
+              <w:rPr>
+                <w:rFonts w:eastAsiaTheme="minorHAnsi"/>
+                <w:szCs w:val="21"/>
+              </w:rPr>
+            </w:pPr>
+            <w:r>
+              <w:rPr>
+                <w:rFonts w:eastAsiaTheme="minorHAnsi"/>
+                <w:szCs w:val="21"/>
+              </w:rPr>
+              <w:t>深渊（16 日）、剧诗（1 日）</w:t>
+            </w:r>
+          </w:p>
+        </w:tc>
+        <w:tc>
+          <w:tcPr>
+            <w:tcW w:w="3125" w:type="dxa"/>
+          </w:tcPr>
+          <w:p>
+            <w:pPr>
+              <w:spacing w:before="30" w:after="30" w:line="276" w:lineRule="auto"/>
+              <w:rPr>
+                <w:rFonts w:eastAsiaTheme="minorHAnsi"/>
+                <w:szCs w:val="21"/>
+              </w:rPr>
+            </w:pPr>
+            <w:r>
+              <w:rPr>
+                <w:rFonts w:eastAsiaTheme="minorHAnsi"/>
+                <w:szCs w:val="21"/>
+              </w:rPr>
+              <w:t>练度与角色池检验</w:t>
+            </w:r>
+          </w:p>
+        </w:tc>
+      </w:tr>
+      <w:tr>
+        <w:trPr>
+          <w:cantSplit/>
+          <w:jc w:val="center"/>
+        </w:trPr>
+        <w:tc>
+          <w:tcPr>
+            <w:tcW w:w="1061" w:type="dxa"/>
+          </w:tcPr>
+          <w:p>
+            <w:pPr>
+              <w:spacing w:before="30" w:after="30" w:line="276" w:lineRule="auto"/>
+              <w:jc w:val="center"/>
+              <w:rPr>
+                <w:rFonts w:eastAsiaTheme="minorHAnsi"/>
+                <w:szCs w:val="21"/>
+              </w:rPr>
+            </w:pPr>
+            <w:r>
+              <w:rPr>
+                <w:rFonts w:eastAsiaTheme="minorHAnsi"/>
+                <w:szCs w:val="21"/>
+              </w:rPr>
+              <w:t>版本</w:t>
+            </w:r>
+          </w:p>
+        </w:tc>
+        <w:tc>
+          <w:tcPr>
+            <w:tcW w:w="4545" w:type="dxa"/>
+          </w:tcPr>
+          <w:p>
+            <w:pPr>
+              <w:spacing w:before="30" w:after="30" w:line="276" w:lineRule="auto"/>
+              <w:rPr>
+                <w:rFonts w:eastAsiaTheme="minorHAnsi"/>
+                <w:szCs w:val="21"/>
+              </w:rPr>
+            </w:pPr>
+            <w:r>
+              <w:rPr>
+                <w:rFonts w:eastAsiaTheme="minorHAnsi"/>
+                <w:szCs w:val="21"/>
+              </w:rPr>
+              <w:t>地图、剧情、活动、卡池</w:t>
+            </w:r>
+          </w:p>
+        </w:tc>
+        <w:tc>
+          <w:tcPr>
+            <w:tcW w:w="3125" w:type="dxa"/>
+          </w:tcPr>
+          <w:p>
+            <w:pPr>
+              <w:spacing w:before="30" w:after="30" w:line="276" w:lineRule="auto"/>
+              <w:rPr>
+                <w:rFonts w:eastAsiaTheme="minorHAnsi"/>
+                <w:szCs w:val="21"/>
+              </w:rPr>
+            </w:pPr>
+            <w:r>
+              <w:rPr>
+                <w:rFonts w:eastAsiaTheme="minorHAnsi"/>
+                <w:szCs w:val="21"/>
+              </w:rPr>
+              <w:t>一次性体验，集中在首周</w:t>
+            </w:r>
+          </w:p>
+        </w:tc>
+      </w:tr>
+    </w:tbl>
+    <w:p>
+      <w:pPr>
         <w:rPr>
           <w:rFonts w:eastAsiaTheme="minorHAnsi" w:hint="eastAsia"/>
           <w:sz w:val="22"/>
           <w:szCs w:val="22"/>
         </w:rPr>
-        <w:t>3.</w:t>
-      </w:r>
-      <w:r>
-        <w:rPr>
-          <w:rFonts w:eastAsiaTheme="minorHAnsi" w:hint="eastAsia"/>
+      </w:pPr>
+    </w:p>
+    <w:p>
+      <w:pPr>
+        <w:rPr>
+          <w:rFonts w:eastAsiaTheme="minorHAnsi"/>
           <w:sz w:val="22"/>
           <w:szCs w:val="22"/>
         </w:rPr>
-        <w:t>2</w:t>
-      </w:r>
+      </w:pPr>
       <w:r>
         <w:rPr>
           <w:rFonts w:eastAsiaTheme="minorHAnsi" w:hint="eastAsia"/>
           <w:sz w:val="22"/>
           <w:szCs w:val="22"/>
         </w:rPr>
-        <w:t>.3 周档</w:t>
-      </w:r>
-    </w:p>
-    <w:p>
-      <w:pPr>
-        <w:rPr>
-          <w:rFonts w:eastAsiaTheme="minorHAnsi"/>
+        <w:t>3.</w:t>
+      </w:r>
+      <w:r>
+        <w:rPr>
+          <w:rFonts w:eastAsiaTheme="minorHAnsi" w:hint="eastAsia"/>
           <w:sz w:val="22"/>
           <w:szCs w:val="22"/>
         </w:rPr>
-      </w:pPr>
+        <w:t>2</w:t>
+      </w:r>
       <w:r>
         <w:rPr>
           <w:rFonts w:eastAsiaTheme="minorHAnsi" w:hint="eastAsia"/>
           <w:sz w:val="22"/>
           <w:szCs w:val="22"/>
         </w:rPr>
-        <w:t>3.</w:t>
+        <w:t>.</w:t>
       </w:r>
       <w:r>
         <w:rPr>
@@ -2691,7 +4757,7 @@
           <w:sz w:val="22"/>
           <w:szCs w:val="22"/>
         </w:rPr>
-        <w:t>2</w:t>
+        <w:t>3</w:t>
       </w:r>
       <w:r>
         <w:rPr>
@@ -2699,90 +4765,7 @@
           <w:sz w:val="22"/>
           <w:szCs w:val="22"/>
         </w:rPr>
-        <w:t>.4 半月档</w:t>
-      </w:r>
-    </w:p>
-    <w:p>
-      <w:pPr>
-        <w:rPr>
-          <w:rFonts w:eastAsiaTheme="minorHAnsi"/>
-          <w:sz w:val="22"/>
-          <w:szCs w:val="22"/>
-        </w:rPr>
-      </w:pPr>
-      <w:r>
-        <w:rPr>
-          <w:rFonts w:eastAsiaTheme="minorHAnsi" w:hint="eastAsia"/>
-          <w:sz w:val="22"/>
-          <w:szCs w:val="22"/>
-        </w:rPr>
-        <w:t>3.</w:t>
-      </w:r>
-      <w:r>
-        <w:rPr>
-          <w:rFonts w:eastAsiaTheme="minorHAnsi" w:hint="eastAsia"/>
-          <w:sz w:val="22"/>
-          <w:szCs w:val="22"/>
-        </w:rPr>
-        <w:t>2</w:t>
-      </w:r>
-      <w:r>
-        <w:rPr>
-          <w:rFonts w:eastAsiaTheme="minorHAnsi" w:hint="eastAsia"/>
-          <w:sz w:val="22"/>
-          <w:szCs w:val="22"/>
-        </w:rPr>
-        <w:t xml:space="preserve">.5 </w:t>
-      </w:r>
-      <w:r>
-        <w:rPr>
-          <w:rFonts w:eastAsiaTheme="minorHAnsi" w:hint="eastAsia"/>
-          <w:sz w:val="22"/>
-          <w:szCs w:val="22"/>
-        </w:rPr>
-        <w:t>版本</w:t>
-      </w:r>
-      <w:r>
-        <w:rPr>
-          <w:rFonts w:eastAsiaTheme="minorHAnsi" w:hint="eastAsia"/>
-          <w:sz w:val="22"/>
-          <w:szCs w:val="22"/>
-        </w:rPr>
-        <w:t>档</w:t>
-      </w:r>
-    </w:p>
-    <w:p>
-      <w:pPr>
-        <w:rPr>
-          <w:rFonts w:eastAsiaTheme="minorHAnsi"/>
-          <w:sz w:val="22"/>
-          <w:szCs w:val="22"/>
-        </w:rPr>
-      </w:pPr>
-      <w:r>
-        <w:rPr>
-          <w:rFonts w:eastAsiaTheme="minorHAnsi" w:hint="eastAsia"/>
-          <w:sz w:val="22"/>
-          <w:szCs w:val="22"/>
-        </w:rPr>
-        <w:lastRenderedPageBreak/>
-        <w:t>3.</w:t>
-      </w:r>
-      <w:r>
-        <w:rPr>
-          <w:rFonts w:eastAsiaTheme="minorHAnsi" w:hint="eastAsia"/>
-          <w:sz w:val="22"/>
-          <w:szCs w:val="22"/>
-        </w:rPr>
-        <w:t>2</w:t>
-      </w:r>
-      <w:r>
-        <w:rPr>
-          <w:rFonts w:eastAsiaTheme="minorHAnsi" w:hint="eastAsia"/>
-          <w:sz w:val="22"/>
-          <w:szCs w:val="22"/>
-        </w:rPr>
-        <w:t>.6 玩家活跃度的体验流程</w:t>
+        <w:t xml:space="preserve"> 玩家活跃度的体验流程</w:t>
       </w:r>
     </w:p>
     <w:p>
@@ -2912,6 +4895,7 @@
           <w:sz w:val="28"/>
           <w:szCs w:val="28"/>
         </w:rPr>
+        <w:lastRenderedPageBreak/>
         <w:t>4 问题</w:t>
       </w:r>
     </w:p>
@@ -3321,7 +5305,6 @@
           <w:rFonts w:eastAsiaTheme="minorHAnsi" w:hint="eastAsia"/>
           <w:sz w:val="24"/>
         </w:rPr>
-        <w:lastRenderedPageBreak/>
         <w:t>7.3</w:t>
       </w:r>
       <w:r>
@@ -3380,6 +5363,7 @@
           <w:sz w:val="28"/>
           <w:szCs w:val="28"/>
         </w:rPr>
+        <w:lastRenderedPageBreak/>
         <w:t>8 验收与测试</w:t>
       </w:r>
     </w:p>

--- a/原神活跃度系统/原神活跃度系统拆解分析与迭代设计.docx
+++ b/原神活跃度系统/原神活跃度系统拆解分析与迭代设计.docx
@@ -4713,7 +4713,16 @@
     <w:p>
       <w:pPr>
         <w:rPr>
-          <w:rFonts w:eastAsiaTheme="minorHAnsi" w:hint="eastAsia"/>
+          <w:rFonts w:eastAsiaTheme="minorHAnsi"/>
+          <w:sz w:val="22"/>
+          <w:szCs w:val="22"/>
+        </w:rPr>
+      </w:pPr>
+    </w:p>
+    <w:p>
+      <w:pPr>
+        <w:rPr>
+          <w:rFonts w:eastAsiaTheme="minorHAnsi"/>
           <w:sz w:val="22"/>
           <w:szCs w:val="22"/>
         </w:rPr>
